--- a/1676 Burghaber/1676_Burghaber_LA_EN_WORD.docx
+++ b/1676 Burghaber/1676_Burghaber_LA_EN_WORD.docx
@@ -152,11 +152,45 @@
               <w:jc w:val="left"/>
             </w:pPr>
             <w:r>
+              <w:t xml:space="preserve">Non est quæstio de S. Petro primo Pontifice; satis enim ex dictis constat, quod Christus eum elegerit, &amp; inauguraverit: nec etiam de electione Ministrorum Ecclesiæ, de qua Bellarminus lib. 1. de Cler. sed solùm de Successoribus D. Petri in sum. Pontificatu.</w:t>
+            </w:r>
+          </w:p>
+        </w:tc>
+        <w:tc>
+          <w:tcPr/>
+          <w:p>
+            <w:pPr>
+              <w:pStyle w:val="Compact"/>
+            </w:pPr>
+          </w:p>
+        </w:tc>
+        <w:tc>
+          <w:tcPr/>
+          <w:p>
+            <w:pPr>
+              <w:pStyle w:val="Compact"/>
+              <w:jc w:val="left"/>
+            </w:pPr>
+            <w:r>
+              <w:t xml:space="preserve">There is no question here of St. Peter, the first Pontiff; for it is sufficiently evident from what has been said that Christ chose and installed him: nor of the election of the Ministers of the Church, of which Bellarmine treats in Book 1 On Clerics; but only of the Successors of St. Peter in the supreme Pontificate.</w:t>
+            </w:r>
+          </w:p>
+        </w:tc>
+      </w:tr>
+      <w:tr>
+        <w:tc>
+          <w:tcPr/>
+          <w:p>
+            <w:pPr>
+              <w:pStyle w:val="Compact"/>
+              <w:jc w:val="left"/>
+            </w:pPr>
+            <w:r>
               <w:rPr>
                 <w:bCs/>
                 <w:b/>
               </w:rPr>
-              <w:t xml:space="preserve">Pars Prior: Doctrinae Catholicorum (§§ V-XVI)</w:t>
+              <w:t xml:space="preserve">Pars Prior: Doctrinæ Catholicorum</w:t>
             </w:r>
           </w:p>
         </w:tc>
@@ -180,41 +214,207 @@
                 <w:bCs/>
                 <w:b/>
               </w:rPr>
-              <w:t xml:space="preserve">First Part: The Doctrines of the Catholics (§§ V-XVI)</w:t>
-            </w:r>
-          </w:p>
-        </w:tc>
-      </w:tr>
-      <w:tr>
-        <w:tc>
-          <w:tcPr/>
-          <w:p>
-            <w:pPr>
-              <w:pStyle w:val="Compact"/>
-              <w:jc w:val="left"/>
-            </w:pPr>
-            <w:r>
-              <w:t xml:space="preserve">[…]</w:t>
-            </w:r>
-          </w:p>
-        </w:tc>
-        <w:tc>
-          <w:tcPr/>
-          <w:p>
-            <w:pPr>
-              <w:pStyle w:val="Compact"/>
-            </w:pPr>
-          </w:p>
-        </w:tc>
-        <w:tc>
-          <w:tcPr/>
-          <w:p>
-            <w:pPr>
-              <w:pStyle w:val="Compact"/>
-              <w:jc w:val="left"/>
-            </w:pPr>
-            <w:r>
-              <w:t xml:space="preserve">[…]</w:t>
+              <w:t xml:space="preserve">First Part: The Doctrines of the Catholics</w:t>
+            </w:r>
+          </w:p>
+        </w:tc>
+      </w:tr>
+      <w:tr>
+        <w:tc>
+          <w:tcPr/>
+          <w:p>
+            <w:pPr>
+              <w:pStyle w:val="Compact"/>
+              <w:jc w:val="left"/>
+            </w:pPr>
+            <w:r>
+              <w:t xml:space="preserve">I.</w:t>
+            </w:r>
+            <w:r>
+              <w:t xml:space="preserve"> </w:t>
+            </w:r>
+            <w:r>
+              <w:rPr>
+                <w:iCs/>
+                <w:i/>
+              </w:rPr>
+              <w:t xml:space="preserve">Doctrina Prima.</w:t>
+            </w:r>
+            <w:r>
+              <w:t xml:space="preserve"> </w:t>
+            </w:r>
+            <w:r>
+              <w:t xml:space="preserve">Circa Electores Papæ, &amp; eligendi formam nihil jure divino fuit determinatum, sed ipsimet Pontifici à Christo fuit relictum, ut de modo electionis disponeret. Ita communissima Theologorum sententia. Atque hinc factum, ut ait Arriaga Tom. 5. Disp. 7. n. 46. cur ipsi Pontifices sæpiùs mutaverint modum, &amp; restrinxerint ad pauciores personas. Nam ab initio designatus fuit totus Clerus Romanus unà cum vicinis Episcopis. Postea verò ob nimiam multitudinem contractus fuit numerus Electorum ad paucos è Clero Romano, &amp; aliquot Episcopos cap. 3. de elect. in 6. decretal. &amp; Clement. 2. de Elect. quos Sylvester I. in Concilio Romano appellavit Cardinales, quasi primarios &amp; principales viros cum ante dicerentur Regionarii, tanquam Præfecti 14. regionibus urbis Romanæ, quibus postea Innocentius III. an. Christi 1244. rubrum galerum imposuit, ut hoc symbolo monerentur, etiam sanguinem pro libertate Ecclesiæ profundere, cujus tunc periculum a Friderico II. Imperatore &amp; capitali Pontificis hoste. Demum Alexander III. cap. 6. de elect. Cardinalibus hanc eligendi formam præscripsit, ut non sufficeret quælibet pluralitas suffragiorum, nisi duæ tertiæ conspirent, v. g. sexaginta ex nonaginta.</w:t>
+            </w:r>
+          </w:p>
+        </w:tc>
+        <w:tc>
+          <w:tcPr/>
+          <w:p>
+            <w:pPr>
+              <w:pStyle w:val="Compact"/>
+            </w:pPr>
+          </w:p>
+        </w:tc>
+        <w:tc>
+          <w:tcPr/>
+          <w:p>
+            <w:pPr>
+              <w:pStyle w:val="Compact"/>
+              <w:jc w:val="left"/>
+            </w:pPr>
+            <w:r>
+              <w:t xml:space="preserve">I.</w:t>
+            </w:r>
+            <w:r>
+              <w:t xml:space="preserve"> </w:t>
+            </w:r>
+            <w:r>
+              <w:rPr>
+                <w:iCs/>
+                <w:i/>
+              </w:rPr>
+              <w:t xml:space="preserve">First Doctrine.</w:t>
+            </w:r>
+            <w:r>
+              <w:t xml:space="preserve"> </w:t>
+            </w:r>
+            <w:r>
+              <w:t xml:space="preserve">Concerning the Electors of the Pope and the form of electing, nothing was determined by divine law, but it was left by Christ to the Pontiff himself to dispose concerning the mode of election. So the most common opinion of the Theologians. And hence it has come about, as Arriaga says (Tom. 5, Disp. 7, n. 46), that the Pontiffs themselves have rather often changed the mode and restricted it to fewer persons. For at the beginning the whole Roman Clergy together with the neighboring Bishops was designated. But afterwards, on account of the excessive multitude, the number of the Electors was contracted to a few from the Roman Clergy and several Bishops (cap. 3, de elect. in 6. decretal.; &amp; Clement. 2, de Elect.), whom Sylvester I in a Roman Council called Cardinals, as being the primary and principal men, whereas before they were called Regionarii, as Prefects over the 14 regions of the city of Rome; upon whom afterwards Innocent III, in the year of Christ 1244, imposed the red hat, that by this symbol they might be admonished to shed even their blood for the liberty of the Church, whose danger then stood from the Emperor Frederick II, a capital enemy of the Pontiff. Finally Alexander III (cap. 6, de elect.) prescribed to the Cardinals this form of electing: that not just any plurality of votes should suffice, unless two thirds conspire — e.g., sixty out of ninety.</w:t>
+            </w:r>
+          </w:p>
+        </w:tc>
+      </w:tr>
+      <w:tr>
+        <w:tc>
+          <w:tcPr/>
+          <w:p>
+            <w:pPr>
+              <w:pStyle w:val="Compact"/>
+              <w:jc w:val="left"/>
+            </w:pPr>
+            <w:r>
+              <w:t xml:space="preserve">II. Porrò adhuc plures Electores possunt adjungi vel substitui, sicuti in Concilio Constantien. Sess. 41. ad eligendum Pontificem præter Cardinales designati fuerunt multi alii Prælati. Nonnunquam etiam Imperatoribus concessa fuit Electio summi Pontificis vel permissivâ dissimulatione Ecclesiæ, quod nimirum potentia Imperatorum id sibi arrogantium retundi non posset, ut Justiniani senioris &amp; Successorum ejus usque ad Constantinum IV. vel ultroneâ delatione ad necessariam Ecclesiæ defensionem, sicut Adrianus I. concessit Carolo M. &amp; Leo VIII. Othoni c. 22. &amp; 23. Dist. 63. si tamen sint authentici Canones, quos Baronius Tom. 9. An. 794. pro spuriis habet ex Sigeberto schismatico imprudenter à Gratiano conscriptis. Quidquid sit, huic juri renunciavit Ludovicus Caroli Filius, &amp; Otho cap. 30. &amp; 33. dist. cit. videri potest Spondanus ad A. C. 817.</w:t>
+            </w:r>
+          </w:p>
+        </w:tc>
+        <w:tc>
+          <w:tcPr/>
+          <w:p>
+            <w:pPr>
+              <w:pStyle w:val="Compact"/>
+            </w:pPr>
+          </w:p>
+        </w:tc>
+        <w:tc>
+          <w:tcPr/>
+          <w:p>
+            <w:pPr>
+              <w:pStyle w:val="Compact"/>
+              <w:jc w:val="left"/>
+            </w:pPr>
+            <w:r>
+              <w:t xml:space="preserve">II. Moreover, still further Electors can be added or substituted, as in the Council of Constance, Session 41, many other Prelates besides the Cardinals were designated for electing the Pontiff. Sometimes the Election of the supreme Pontiff was even conceded to Emperors — whether by the permissive dissimulation of the Church, since, namely, the power of the Emperors arrogating this to themselves could not be beaten back, as with Justinian the elder and his Successors down to Constantine IV; or by voluntary concession for the necessary defense of the Church, as Adrian I granted it to Charlemagne, and Leo VIII to Otto (c. 22 &amp; 23, Dist. 63) — if indeed those Canons are authentic, which Baronius (Tom. 9, An. 794) holds for spurious, imprudently compiled by Gratian from the schismatic Sigebert. However that may be, Louis the son of Charles renounced this right, and Otto likewise (cap. 30 &amp; 33, dist. cit.); Spondanus may be consulted at A.D. 817.</w:t>
+            </w:r>
+          </w:p>
+        </w:tc>
+      </w:tr>
+      <w:tr>
+        <w:tc>
+          <w:tcPr/>
+          <w:p>
+            <w:pPr>
+              <w:pStyle w:val="Compact"/>
+              <w:jc w:val="left"/>
+            </w:pPr>
+            <w:r>
+              <w:t xml:space="preserve">III. Sed quid si Pontifex abrogaret jam modum electionis hodiernæ, &amp; antequam novum præscriberet, moreretur? In hoc casu Card. Bellar. Lib. 1. de Cler. cap. 1. putat, electionem rursus devolutum iri ad primos Electores, id est, Clerum Romanum, &amp; vicinum. Verùm probabilius est, quod censent Suarez, Vasquez, Arriaga loc. cit. n. 48. &amp; multi alii Theologi ad generale Concilium translatum iri, idque jure Naturæ, cujus lumen ostendit, summam electionem ad summam potestatem pertinere, nisi aliter fuerit constitutum. Atqui in proposito casu defuncto Pontifice &amp; Cardinalibus mortuis aut officio suo fungi nolentibus non est major potestas in Ecclesia, quàm Concilii Generalis. Confirmatur. Tum quia Concilium Generale immediatè repræsentat Ecclesiam, &amp; Papa non Romani tantùm Cleri, sed totius Ecclesiæ est Episcopus, &amp; quà talis supremam habet jurisdictionem. Tum quia competit cuilibet communitati in casu necessitatis sibi de Capite providere. Nec refert, quod ante Cardinalium assignationem jus eligendi Pontificis penès Clerum Romanum fuerit, ut supra dictum; cum illa ordinatio tantùm fuerit lex humana abolita &amp; nunquam reviviscens.</w:t>
+            </w:r>
+          </w:p>
+        </w:tc>
+        <w:tc>
+          <w:tcPr/>
+          <w:p>
+            <w:pPr>
+              <w:pStyle w:val="Compact"/>
+            </w:pPr>
+          </w:p>
+        </w:tc>
+        <w:tc>
+          <w:tcPr/>
+          <w:p>
+            <w:pPr>
+              <w:pStyle w:val="Compact"/>
+              <w:jc w:val="left"/>
+            </w:pPr>
+            <w:r>
+              <w:t xml:space="preserve">III. But what if a Pontiff were to abrogate the present-day mode of election, and die before he prescribed a new one? In this case Cardinal Bellarmine (Book 1, On Clerics, ch. 1) thinks the election would devolve again upon the first Electors, that is, the Roman and neighboring Clergy. But it is more probable, as Suárez, Vázquez, Arriaga (loc. cit., n. 48), and many other Theologians judge, that it would be transferred to a general Council, and that by the law of Nature, whose light shows that the supreme election pertains to the supreme power, unless it has been constituted otherwise. Now in the proposed case, the Pontiff being deceased and the Cardinals dead or unwilling to discharge their office, there is no greater power in the Church than that of a General Council. It is confirmed: both because a General Council immediately represents the Church, and the Pope is the Bishop not of the Roman Clergy only, but of the whole Church, and as such has supreme jurisdiction; and because it belongs to any community in a case of necessity to provide itself with a Head. Nor does it matter that before the appointment of the Cardinals the right of electing the Pontiff was with the Roman Clergy, as said above; since that ordinance was only a human law, abolished and never reviving.</w:t>
+            </w:r>
+          </w:p>
+        </w:tc>
+      </w:tr>
+      <w:tr>
+        <w:tc>
+          <w:tcPr/>
+          <w:p>
+            <w:pPr>
+              <w:pStyle w:val="Compact"/>
+              <w:jc w:val="left"/>
+            </w:pPr>
+            <w:r>
+              <w:t xml:space="preserve">IV.</w:t>
+            </w:r>
+            <w:r>
+              <w:t xml:space="preserve"> </w:t>
+            </w:r>
+            <w:r>
+              <w:rPr>
+                <w:iCs/>
+                <w:i/>
+              </w:rPr>
+              <w:t xml:space="preserve">Doctrina Secunda.</w:t>
+            </w:r>
+            <w:r>
+              <w:t xml:space="preserve"> </w:t>
+            </w:r>
+            <w:r>
+              <w:t xml:space="preserve">Pontifex legitimè electus suam potestatem non accipit ab hominibus, sed immediatè ab ipso Christo, cui persona electa præsentatur. Ita ex communi Doctorum Cajetanus Tom. 1. Opuscul. Tract. 1. Ratio clara est, quia nemo potest dare alteri, quod ipse non habet vel formaliter, vel eminenter. Sed Electores Papæ nec formaliter nec eminenter habent potestatem Pontificiam. Ergo non possunt alteri conferre. Est igitur Electio ista tantùm conditio, sine quâ Deus potestatem Pontificis in hominem non transferret, non autem ratio, seu medium, quo Electores ipsi illam potestatem electo tribuant, perindè ut Clericus à Patronis Episcopo præsentatus non accipit jus Spirituale à Patronis, sed ab Episcopo.</w:t>
+            </w:r>
+          </w:p>
+        </w:tc>
+        <w:tc>
+          <w:tcPr/>
+          <w:p>
+            <w:pPr>
+              <w:pStyle w:val="Compact"/>
+            </w:pPr>
+          </w:p>
+        </w:tc>
+        <w:tc>
+          <w:tcPr/>
+          <w:p>
+            <w:pPr>
+              <w:pStyle w:val="Compact"/>
+              <w:jc w:val="left"/>
+            </w:pPr>
+            <w:r>
+              <w:t xml:space="preserve">IV.</w:t>
+            </w:r>
+            <w:r>
+              <w:t xml:space="preserve"> </w:t>
+            </w:r>
+            <w:r>
+              <w:rPr>
+                <w:iCs/>
+                <w:i/>
+              </w:rPr>
+              <w:t xml:space="preserve">Second Doctrine.</w:t>
+            </w:r>
+            <w:r>
+              <w:t xml:space="preserve"> </w:t>
+            </w:r>
+            <w:r>
+              <w:t xml:space="preserve">The legitimately elected Pontiff does not receive his power from men, but immediately from Christ himself, to whom the elected person is presented. So, from the common view of the Doctors, Cajetan (Tom. 1, Opuscul., Tract. 1). The reason is clear: because no one can give to another what he himself has neither formally nor eminently. But the Electors of the Pope have the Pontifical power neither formally nor eminently. Therefore they cannot confer it on another. This Election, then, is only a condition without which God would not transfer the power of the Pontiff to a man — not, however, the cause or means by which the Electors themselves bestow that power upon the elect; just as a Cleric presented to the Bishop by Patrons does not receive his Spiritual right from the Patrons, but from the Bishop.</w:t>
             </w:r>
           </w:p>
         </w:tc>
@@ -1005,27 +1205,351 @@
               <w:jc w:val="left"/>
             </w:pPr>
             <w:r>
-              <w:t xml:space="preserve">[…]</w:t>
-            </w:r>
-          </w:p>
-        </w:tc>
-        <w:tc>
-          <w:tcPr/>
-          <w:p>
-            <w:pPr>
-              <w:pStyle w:val="Compact"/>
-            </w:pPr>
-          </w:p>
-        </w:tc>
-        <w:tc>
-          <w:tcPr/>
-          <w:p>
-            <w:pPr>
-              <w:pStyle w:val="Compact"/>
-              <w:jc w:val="left"/>
-            </w:pPr>
-            <w:r>
-              <w:t xml:space="preserve">[…]</w:t>
+              <w:t xml:space="preserve">XVII.</w:t>
+            </w:r>
+            <w:r>
+              <w:t xml:space="preserve"> </w:t>
+            </w:r>
+            <w:r>
+              <w:rPr>
+                <w:iCs/>
+                <w:i/>
+              </w:rPr>
+              <w:t xml:space="preserve">Doctrina quarta.</w:t>
+            </w:r>
+            <w:r>
+              <w:t xml:space="preserve"> </w:t>
+            </w:r>
+            <w:r>
+              <w:t xml:space="preserve">Summus Pontifex potestatem suam iterum potest amittere. Ita omnes Doctores, qui triplici modo fieri id posse affirmant. Primò. Voluntariâ summi Pontificatûs renunciatione, uti definitum est à Cœlestino V. sicuti constat ex ejus decreto, quod fuit insertum juri communi c. 1. de Renunt. in 6. Ubi dicitur, posse Romanum Pontificem, maximè cum se insufficientem agnoscit ad gubernandam Ecclesiam &amp; ad onera sustinenda, renuntiare Papatui; quod decretum sanctus Pontifex suo exemplo ad perpetuam rei memoriam obsignavit An. Christi 1294. Idem ante Cœlestinum fecisse Benedictum IX. scribit Spondanus ad An. Christi 1044. Utrum autem renunciatio ista, ut suum sortiatur effectum, acceptari debeat ab Ecclesia, non satis constat. Affirmat Arriaga D. 7. nu. 57. ratus, id omninò certum, quia tunc Papa non habet supra se Caput ullum. Negat probabiliùs Bellarminus Lib. 2. de Pontif. c. 29. quia Christus non confert independenter ab Ecclesia Pontificatum. Ergo nec aufert. Unde patet ad rationem in oppositum; etenim Ecclesia non exerceret tunc actum potestatis supra Papam, sed solùm daret consensum suum tanquam conditionem, sine qua Christus Pontificatum auferre nollet.</w:t>
+            </w:r>
+          </w:p>
+        </w:tc>
+        <w:tc>
+          <w:tcPr/>
+          <w:p>
+            <w:pPr>
+              <w:pStyle w:val="Compact"/>
+            </w:pPr>
+          </w:p>
+        </w:tc>
+        <w:tc>
+          <w:tcPr/>
+          <w:p>
+            <w:pPr>
+              <w:pStyle w:val="Compact"/>
+              <w:jc w:val="left"/>
+            </w:pPr>
+            <w:r>
+              <w:t xml:space="preserve">XVII.</w:t>
+            </w:r>
+            <w:r>
+              <w:t xml:space="preserve"> </w:t>
+            </w:r>
+            <w:r>
+              <w:rPr>
+                <w:iCs/>
+                <w:i/>
+              </w:rPr>
+              <w:t xml:space="preserve">Fourth Doctrine.</w:t>
+            </w:r>
+            <w:r>
+              <w:t xml:space="preserve"> </w:t>
+            </w:r>
+            <w:r>
+              <w:t xml:space="preserve">The supreme Pontiff can also lose his power again. So all the Doctors, who affirm this can happen in three ways. First, by voluntary renunciation of the supreme Pontificate, as was defined by Celestine V, as appears from his decree, which was inserted into the common law (c. 1, de Renunt. in 6). There it is said that the Roman Pontiff can — above all when he recognizes himself insufficient for governing the Church and for sustaining its burdens — renounce the Papacy; which decree that holy Pontiff sealed by his own example, for the perpetual memory of the thing, in the year of Christ 1294. That Benedict IX did the same before Celestine, Spondanus writes at the year of Christ 1044. Whether, however, this renunciation, in order to take effect, must be accepted by the Church, is not sufficiently settled. Arriaga affirms (Disp. 7, num. 57), deeming the point altogether certain, since the Pope then has no Head above himself. Bellarmine more probably denies (Book 2, On the Pontiff, ch. 29), because Christ does not confer the Pontificate independently of the Church; therefore neither does He take it away. Whence the answer to the reason for the opposite side is clear: for the Church would not then be exercising an act of power over the Pope, but would only be giving her consent as a condition, without which Christ would not will to take away the Pontificate.</w:t>
+            </w:r>
+          </w:p>
+        </w:tc>
+      </w:tr>
+      <w:tr>
+        <w:tc>
+          <w:tcPr/>
+          <w:p>
+            <w:pPr>
+              <w:pStyle w:val="Compact"/>
+              <w:jc w:val="left"/>
+            </w:pPr>
+            <w:r>
+              <w:t xml:space="preserve">XVIII.</w:t>
+            </w:r>
+            <w:r>
+              <w:t xml:space="preserve"> </w:t>
+            </w:r>
+            <w:r>
+              <w:rPr>
+                <w:iCs/>
+                <w:i/>
+              </w:rPr>
+              <w:t xml:space="preserve">Secundò.</w:t>
+            </w:r>
+            <w:r>
+              <w:t xml:space="preserve"> </w:t>
+            </w:r>
+            <w:r>
+              <w:t xml:space="preserve">perpetuâ amentiâ, si in hanc Pontifex incideret. Ita communiter Doctores, asserentes illum tunc ipso jure divino eâ potestate Pontificiâ excidere. Nam fundamentum jurisdictionis est usus rationis, ita ut perpetua amentia quoad capacitatem jurisdictionis &amp; dignitatis morti æquivaleat.</w:t>
+            </w:r>
+          </w:p>
+        </w:tc>
+        <w:tc>
+          <w:tcPr/>
+          <w:p>
+            <w:pPr>
+              <w:pStyle w:val="Compact"/>
+            </w:pPr>
+          </w:p>
+        </w:tc>
+        <w:tc>
+          <w:tcPr/>
+          <w:p>
+            <w:pPr>
+              <w:pStyle w:val="Compact"/>
+              <w:jc w:val="left"/>
+            </w:pPr>
+            <w:r>
+              <w:t xml:space="preserve">XVIII.</w:t>
+            </w:r>
+            <w:r>
+              <w:t xml:space="preserve"> </w:t>
+            </w:r>
+            <w:r>
+              <w:rPr>
+                <w:iCs/>
+                <w:i/>
+              </w:rPr>
+              <w:t xml:space="preserve">Secondly</w:t>
+            </w:r>
+            <w:r>
+              <w:t xml:space="preserve">, by perpetual insanity, should a Pontiff fall into it. So the Doctors commonly, asserting that he then falls from the Pontifical power by divine law itself. For the foundation of jurisdiction is the use of reason, so that perpetual insanity, as regards the capacity for jurisdiction and dignity, is equivalent to death.</w:t>
+            </w:r>
+          </w:p>
+        </w:tc>
+      </w:tr>
+      <w:tr>
+        <w:tc>
+          <w:tcPr/>
+          <w:p>
+            <w:pPr>
+              <w:pStyle w:val="Compact"/>
+              <w:jc w:val="left"/>
+            </w:pPr>
+            <w:r>
+              <w:t xml:space="preserve">XIX.</w:t>
+            </w:r>
+            <w:r>
+              <w:t xml:space="preserve"> </w:t>
+            </w:r>
+            <w:r>
+              <w:rPr>
+                <w:iCs/>
+                <w:i/>
+              </w:rPr>
+              <w:t xml:space="preserve">Tertiò.</w:t>
+            </w:r>
+            <w:r>
+              <w:t xml:space="preserve"> </w:t>
+            </w:r>
+            <w:r>
+              <w:t xml:space="preserve">Hæresi, si Papa in hanc laberetur, &amp; monitus non resipisceret. Ita omnes Doctores, inter quos tamen non convenit, an amissio ista Pontificiæ potestatis fiat ipso facto, jureque divino, saltem si hæresis sit notoria &amp; palàm divulgata in Ecclesia: an verò solùm post sententiam declaratoriam criminis. Prius tenent multi ex antiquis Theologis &amp; Canonistis, quos sequuntur Bellarminus Lib. 2. cit. c. 30. &amp; Tanner Tom. 3. D. 1. §. 4. nu. 174. Moventur. Tum quia sententia etiam declaratoria criminis requirit jurisdictionem, quam non habet Ecclesia in Papam. Tum quia Papa omnibus Episcopis est Superior, quomodo ergo ab istis judicari potest? Tum quia Hæretici sunt vitandi ex præcepto Christi &amp; Apostolorum. Ergo Papa obstinatè Hæreticus non debet manere Caput Ecclesiæ; siquidem hoc maximè debemus non vitare, imò ad illud in præcipuis causis recurrere. Posterius probabilius asserunt Recentiores Theologi, quos refert &amp; sequitur Arriaga Disp. 7. cit. nu. 58. Probatur. Tum authoritate Clementis I. qui in epist. 1. attestatur, D. Petrum docuisse, Papam Hæreticum esse deponendum. Tum quia amissio potestatis Pontificiæ est pœna longè gravissima. Ergo debemus habere jus divinum expressum, ut asseramus, illam ipso facto incurri; nullum autem tale jus ostendi potest. Quare vero-similius est, prædictam pœnam à Papa hæretico non incurri ante sententiam Ecclesiæ, hoc est, Episcoporum in unum Congregatorum; quod universale Concilium etiam nesciente, imò reluctante Pontifice in tali casu convocari potest, idque jure divino per traditionem cognito, ut habet communis sententia, &amp; videtur rationi valde conforme, ut, quandoquidem post Papam ipsi sint Ecclesiæ Pastores, sint etiam in eadem causa Judices.</w:t>
+            </w:r>
+          </w:p>
+        </w:tc>
+        <w:tc>
+          <w:tcPr/>
+          <w:p>
+            <w:pPr>
+              <w:pStyle w:val="Compact"/>
+            </w:pPr>
+          </w:p>
+        </w:tc>
+        <w:tc>
+          <w:tcPr/>
+          <w:p>
+            <w:pPr>
+              <w:pStyle w:val="Compact"/>
+              <w:jc w:val="left"/>
+            </w:pPr>
+            <w:r>
+              <w:t xml:space="preserve">XIX.</w:t>
+            </w:r>
+            <w:r>
+              <w:t xml:space="preserve"> </w:t>
+            </w:r>
+            <w:r>
+              <w:rPr>
+                <w:iCs/>
+                <w:i/>
+              </w:rPr>
+              <w:t xml:space="preserve">Thirdly</w:t>
+            </w:r>
+            <w:r>
+              <w:t xml:space="preserve">, by Heresy, if a Pope should lapse into it and, being admonished, should not repent. So all the Doctors; among whom, however, it is not agreed whether that loss of the Pontifical power happens by the very fact and by divine law, at least if the heresy be notorious and openly divulged in the Church, or rather only after a declaratory sentence of the crime. The former is held by many of the older Theologians and Canonists, whom Bellarmine (Book 2 cit., ch. 30) and Tanner (Tom. 3, D. 1, § 4, num. 174) follow. They are moved: both because even a declaratory sentence of the crime requires jurisdiction, which the Church does not have over a Pope; and because the Pope is Superior to all the Bishops — how then can he be judged by them?; and because Heretics are to be shunned by the precept of Christ and the Apostles: therefore an obstinately Heretical Pope ought not to remain the Head of the Church, since him above all we ought not to shun — nay, we must have recourse to him in the principal causes. The latter is more probably asserted by the more Recent Theologians, whom Arriaga (Disp. 7 cit., num. 58) reports and follows. It is proved: both by the authority of Clement I, who in his first epistle attests that St. Peter taught that a Heretical Pope is to be deposed; and because the loss of the Pontifical power is by far the gravest of penalties: therefore we ought to have an express divine law in order to assert that it is incurred by the very fact; but no such law can be shown. Wherefore it is more likely that the aforesaid penalty is not incurred by a heretical Pope before the sentence of the Church, that is, of the Bishops gathered into one; and such a universal Council can in that case be convoked even without the knowledge — nay, against the resistance — of the Pontiff, and that by divine law known through tradition, as the common opinion holds; and it seems highly conformable to reason that, since after the Pope they are the Pastors of the Church, they should also be the Judges in this same cause.</w:t>
+            </w:r>
+          </w:p>
+        </w:tc>
+      </w:tr>
+      <w:tr>
+        <w:tc>
+          <w:tcPr/>
+          <w:p>
+            <w:pPr>
+              <w:pStyle w:val="Compact"/>
+              <w:jc w:val="left"/>
+            </w:pPr>
+            <w:r>
+              <w:t xml:space="preserve">XX. Respon. ad 1. rationem in oppositum. In casu hæreseos Ecclesiam habere jus supra Papam, adeòque posse eam procedere in ordine ad declarationem criminis; quantumvis ad hanc non sit necessaria jurisdictio in Reum; si enim gloriosum aliquod factum v. g. de Canonizando declarari juridicè potest absque jurisdictione in illius Authorem, cur non etiam facinus hæreseos de Papa Hæretico? Inferes. Ergo quando crimen adeò est clarum &amp; publicum, ut nullâ planè majori indigeat probatione, eo ipso jam censetur depositus absque novo Concilio. Negamus illatum; esto enim ad publicationem &amp; probationem delicti id non sit necessarium, quia tamen idipsum authenticè Ecclesiæ toti proponi debet, necessarium erit illud Concilium, ut juridicè res fiat, &amp; ut declaretur, veniendum esse ad electionem. Quod si ante Concilium constet ejus emendatio, deponi non potest, nisi relapsus fuerit; tunc enim præsumitur, Hæreticus jure deponendus. Ad 2. Ecclesiam se tunc non habere, nisi ut declaratricem criminis: Christum verò ei Pontifici immediatè auferre jurisdictionem; sicuti è contrario supra diximus in Electione, Ecclesiam se habere ut designatricem personæ: Christum autem ut datorem jurisdictionis. Ad 3. Hæreticum omninò esse vitandum, si ritè de ejus crimine constat; quod in præsenti casu asserimus non antè fieri, quàm Ecclesiæ judicium accedat. Et certè si Papa ob hæresin statim dignitate suâ excideret, gravia in Ecclesia sequerentur incommoda; quippè semper dubitare possemus, an non esset occultus Hæreticus; quod si hæresis externa sit, non tamen sufficienter probata, eadem se ingererent incommoda; quia perindè se haberet, ac si occulta foret. Quare cum supponamus, hæresin non esse destructivam dignitatis Pontificiæ, etiamsi illa externa sit, reipsâ hanc non tollit, sed solùm facit, ut Papa ob talem hæresin judicari possit.</w:t>
+            </w:r>
+          </w:p>
+        </w:tc>
+        <w:tc>
+          <w:tcPr/>
+          <w:p>
+            <w:pPr>
+              <w:pStyle w:val="Compact"/>
+            </w:pPr>
+          </w:p>
+        </w:tc>
+        <w:tc>
+          <w:tcPr/>
+          <w:p>
+            <w:pPr>
+              <w:pStyle w:val="Compact"/>
+              <w:jc w:val="left"/>
+            </w:pPr>
+            <w:r>
+              <w:t xml:space="preserve">XX. We reply to the first reason for the opposite view: in the case of heresy the Church has a right over the Pope, and so she can proceed in order to the declaration of the crime — even though for this no jurisdiction over the Accused is necessary; for if some glorious deed, e.g., of one to be Canonized, can be juridically declared without jurisdiction over its Author, why not also the crime of heresy concerning a Heretical Pope? You will infer: Then, when the crime is so clear and public that it plainly needs no further proof, by that very fact he is already reckoned deposed without a new Council. We deny the inference; for granted that for the publication and proof of the offense this is not necessary, yet because that same thing must be authentically proposed to the whole Church, that Council will be necessary, so that the matter be done juridically and it be declared that an election is to be proceeded to. But if before the Council his amendment is established, he cannot be deposed unless he has relapsed; for then it is presumed that the Heretic is by right to be deposed. To the second: the Church then stands only as the declarer of the crime; but it is Christ who immediately takes the jurisdiction from that Pontiff — just as, conversely, we said above regarding the Election, that the Church stands as the designator of the person, but Christ as the giver of the jurisdiction. To the third: a Heretic is altogether to be shunned when his crime is duly established; which in the present case we assert does not happen before the judgment of the Church is added. And certainly, if a Pope fell from his dignity immediately upon heresy, grave inconveniences would follow in the Church; for we could always doubt whether he were not an occult Heretic; and if the heresy were external but not sufficiently proved, the same inconveniences would intrude, because it would stand just as if it were occult. Wherefore, since we suppose that heresy is not destructive of the Pontifical dignity, even if it be external it does not in fact take that dignity away, but only makes it possible for the Pope to be judged for such heresy.</w:t>
+            </w:r>
+          </w:p>
+        </w:tc>
+      </w:tr>
+      <w:tr>
+        <w:tc>
+          <w:tcPr/>
+          <w:p>
+            <w:pPr>
+              <w:pStyle w:val="Compact"/>
+              <w:jc w:val="left"/>
+            </w:pPr>
+            <w:r>
+              <w:t xml:space="preserve">XXI. Quod diximus de hæresi, tenendum suo modo etiam de schismate, quando ex pluribus simul electis discerni non potest, quisnam sit legitimè electus; tunc enim propter bonum publicum Ecclesiæ quilibet electus tenetur suo juri renuntiare: &amp; si nolit, potest deponi, sicuti An. Christi 1177. in Concilio Venetiis sub Alexandro III. habito exauctoratus est Joannes quidam Abbas Sturmensis, quem Calistum III. dixerunt. Videri potest Spondanus prædicto anno, ubi n. 9. ait, eundem fuisse degradatum, &amp; ab ipso Imperatore Friderico atque ab omnibus Principibus Ecclesiasticis &amp; Sæcularibus dejectum ac reprobatum. De reliquo nulla in tali schismate incommoda sequuntur, etsi aliqui Papæ existimato adhæreant. Nam sublato schismate uniuntur legitimè electo Pontifici, atque ab hoc petunt confirmationem earum gratiarum, quas ab apparente Papa acceperunt, ac proindè eo ipso jam cessat periculum irreparabilis damni, &amp; falsorum dogmatum. Hinc Pontifices, qui postea sine contradictione legitimi reperiuntur, solent vel invalidare, vel revalidare, quæ sub schismate acta fuêre, prout in Ecclesiæ bonum expedire judicant. Sic Martinus V. fecit, postquàm tandem legitimè, &amp; sine controversia electus ac cognitus fuit Papa, deleto prorsùs schismate.</w:t>
+            </w:r>
+          </w:p>
+        </w:tc>
+        <w:tc>
+          <w:tcPr/>
+          <w:p>
+            <w:pPr>
+              <w:pStyle w:val="Compact"/>
+            </w:pPr>
+          </w:p>
+        </w:tc>
+        <w:tc>
+          <w:tcPr/>
+          <w:p>
+            <w:pPr>
+              <w:pStyle w:val="Compact"/>
+              <w:jc w:val="left"/>
+            </w:pPr>
+            <w:r>
+              <w:t xml:space="preserve">XXI. What we have said of heresy is to be held in its own way also of schism, when from several elected at the same time it cannot be discerned which one has been legitimately elected; for then, for the public good of the Church, each of the elect is bound to renounce his right; and if he will not, he can be deposed — as in the year of Christ 1177, in the Council held at Venice under Alexander III, a certain John, Abbot of Struma, whom they called Callistus III, was stripped of office. Spondanus may be consulted at the aforesaid year, where at n. 9 he says the same man was degraded, and cast down and reprobated by the Emperor Frederick himself and by all the Ecclesiastical and Secular Princes. For the rest, no inconveniences follow in such a schism, even if some adhere to a supposed Pope. For when the schism has been removed they are united to the legitimately elected Pontiff, and from him they seek the confirmation of those graces which they received from the apparent Pope; and thus by that very fact the danger of irreparable harm and of false dogmas already ceases. Hence the Pontiffs who afterwards are found legitimate without contradiction are wont either to invalidate or to revalidate the things done under the schism, as they judge expedient for the good of the Church. So did Martin V, after at last he had been legitimately and without controversy elected and recognized as Pope, the schism being utterly destroyed.</w:t>
+            </w:r>
+          </w:p>
+        </w:tc>
+      </w:tr>
+      <w:tr>
+        <w:tc>
+          <w:tcPr/>
+          <w:p>
+            <w:pPr>
+              <w:pStyle w:val="Compact"/>
+              <w:jc w:val="left"/>
+            </w:pPr>
+            <w:r>
+              <w:t xml:space="preserve">XXII.</w:t>
+            </w:r>
+            <w:r>
+              <w:t xml:space="preserve"> </w:t>
+            </w:r>
+            <w:r>
+              <w:rPr>
+                <w:iCs/>
+                <w:i/>
+              </w:rPr>
+              <w:t xml:space="preserve">Doctrina quinta.</w:t>
+            </w:r>
+            <w:r>
+              <w:t xml:space="preserve"> </w:t>
+            </w:r>
+            <w:r>
+              <w:t xml:space="preserve">Extra casum hæresis seu apostasiæ nec ob ulla quantumvis gravia &amp; notoria crimina, nec ob alia incommoda vel calamitates privari Papa suâ potestate unquam potest. Ita contra Glossam c. si Papa dist. 40. communiter Doctores. Ratio est, ut ne occasio accipiatur accusandi &amp; expellendi Pontificem injustè è Sede sua: Item schismata faciendi &amp;c. Hinc Axioma ex c. Nemo. qu. 3.</w:t>
+            </w:r>
+            <w:r>
+              <w:t xml:space="preserve"> </w:t>
+            </w:r>
+            <w:r>
+              <w:rPr>
+                <w:iCs/>
+                <w:i/>
+              </w:rPr>
+              <w:t xml:space="preserve">Prima Sedes à nemine judicatur.</w:t>
+            </w:r>
+            <w:r>
+              <w:t xml:space="preserve"> </w:t>
+            </w:r>
+            <w:r>
+              <w:t xml:space="preserve">Videri potest Bellarminus Lib. 2. cit. à c. 27. Item Lib. de Clericis c. 9. ubi quærit, an Papa designare sibi possit Successorem. De qua etiam quæstione agunt Suarez Tom. de fide Disput. 10. Sect. 4. Amicus ibid. D. 6. num. 205. Arriaga Tom. 5. Disp. 7. n. 47. &amp; alii, qui consuli possunt; ad propositum nostrum quæstio ista nihil utilitatis habet.</w:t>
+            </w:r>
+          </w:p>
+        </w:tc>
+        <w:tc>
+          <w:tcPr/>
+          <w:p>
+            <w:pPr>
+              <w:pStyle w:val="Compact"/>
+            </w:pPr>
+          </w:p>
+        </w:tc>
+        <w:tc>
+          <w:tcPr/>
+          <w:p>
+            <w:pPr>
+              <w:pStyle w:val="Compact"/>
+              <w:jc w:val="left"/>
+            </w:pPr>
+            <w:r>
+              <w:t xml:space="preserve">XXII.</w:t>
+            </w:r>
+            <w:r>
+              <w:t xml:space="preserve"> </w:t>
+            </w:r>
+            <w:r>
+              <w:rPr>
+                <w:iCs/>
+                <w:i/>
+              </w:rPr>
+              <w:t xml:space="preserve">Fifth Doctrine.</w:t>
+            </w:r>
+            <w:r>
+              <w:t xml:space="preserve"> </w:t>
+            </w:r>
+            <w:r>
+              <w:t xml:space="preserve">Outside the case of heresy or apostasy, the Pope can never be deprived of his power — neither for any crimes however grave and notorious, nor for other inconveniences or calamities. So, against the Gloss on c. si Papa, dist. 40, the Doctors commonly. The reason is: lest occasion be taken for accusing and expelling a Pontiff unjustly from his See, likewise for making schisms, etc. Hence the Axiom from c. Nemo, qu. 3:</w:t>
+            </w:r>
+            <w:r>
+              <w:t xml:space="preserve"> </w:t>
+            </w:r>
+            <w:r>
+              <w:rPr>
+                <w:iCs/>
+                <w:i/>
+              </w:rPr>
+              <w:t xml:space="preserve">The First See is judged by no one.</w:t>
+            </w:r>
+            <w:r>
+              <w:t xml:space="preserve"> </w:t>
+            </w:r>
+            <w:r>
+              <w:t xml:space="preserve">Bellarmine may be consulted (Book 2 cit., from ch. 27); likewise the Book On Clerics, ch. 9, where he asks whether a Pope can designate his own Successor. This question is treated also by Suárez (Tom. on faith, Disput. 10, Sect. 4), Amicus (ibid., D. 6, num. 205), Arriaga (Tom. 5, Disp. 7, n. 47), and others, who may be consulted; for our purpose that question has no utility.</w:t>
             </w:r>
           </w:p>
         </w:tc>
@@ -1043,7 +1567,7 @@
                 <w:bCs/>
                 <w:b/>
               </w:rPr>
-              <w:t xml:space="preserve">Pars Posterior: Errores Sectariorum (§§ XXXIX-XLIII)</w:t>
+              <w:t xml:space="preserve">Pars Posterior: Errores Hæreticorum</w:t>
             </w:r>
           </w:p>
         </w:tc>
@@ -1067,41 +1591,1712 @@
                 <w:bCs/>
                 <w:b/>
               </w:rPr>
-              <w:t xml:space="preserve">Second Part: The Errors of the Sectarians (§§ XXXIX-XLIII)</w:t>
-            </w:r>
-          </w:p>
-        </w:tc>
-      </w:tr>
-      <w:tr>
-        <w:tc>
-          <w:tcPr/>
-          <w:p>
-            <w:pPr>
-              <w:pStyle w:val="Compact"/>
-              <w:jc w:val="left"/>
-            </w:pPr>
-            <w:r>
-              <w:t xml:space="preserve">[…]</w:t>
-            </w:r>
-          </w:p>
-        </w:tc>
-        <w:tc>
-          <w:tcPr/>
-          <w:p>
-            <w:pPr>
-              <w:pStyle w:val="Compact"/>
-            </w:pPr>
-          </w:p>
-        </w:tc>
-        <w:tc>
-          <w:tcPr/>
-          <w:p>
-            <w:pPr>
-              <w:pStyle w:val="Compact"/>
-              <w:jc w:val="left"/>
-            </w:pPr>
-            <w:r>
-              <w:t xml:space="preserve">[…]</w:t>
+              <w:t xml:space="preserve">Second Part: The Errors of the Heretics</w:t>
+            </w:r>
+          </w:p>
+        </w:tc>
+      </w:tr>
+      <w:tr>
+        <w:tc>
+          <w:tcPr/>
+          <w:p>
+            <w:pPr>
+              <w:pStyle w:val="Compact"/>
+              <w:jc w:val="left"/>
+            </w:pPr>
+            <w:r>
+              <w:t xml:space="preserve">XXIII.</w:t>
+            </w:r>
+            <w:r>
+              <w:t xml:space="preserve"> </w:t>
+            </w:r>
+            <w:r>
+              <w:rPr>
+                <w:iCs/>
+                <w:i/>
+              </w:rPr>
+              <w:t xml:space="preserve">Error primus.</w:t>
+            </w:r>
+            <w:r>
+              <w:t xml:space="preserve"> </w:t>
+            </w:r>
+            <w:r>
+              <w:t xml:space="preserve">Ex Romanis Pontificibus nullum fuisse legitimum Petri Successorem. Ita communiter omnes hæretici, quorum argumenta coacervatim proponunt Joan. Gerhardus Libri 2. parte 1. à fol. 468. Molinæus Lib. 3. c. 3. à fol. 312. Amelius Tom. 1. a fol. 159. &amp; alii Sectarii, quæ omnia ad ista quatergemina redigi possunt.</w:t>
+            </w:r>
+            <w:r>
+              <w:t xml:space="preserve"> </w:t>
+            </w:r>
+            <w:r>
+              <w:rPr>
+                <w:iCs/>
+                <w:i/>
+              </w:rPr>
+              <w:t xml:space="preserve">Primum</w:t>
+            </w:r>
+            <w:r>
+              <w:t xml:space="preserve"> </w:t>
+            </w:r>
+            <w:r>
+              <w:t xml:space="preserve">desumitur ex authoritate Historicorum Platinæ, Martini Poloni, &amp; Uspergensis, qui testantur Romano Pontifici Primatum non à Christo, sed ab Imperatoribus, &amp; nominatim ab impio Phoca fuisse concessum.</w:t>
+            </w:r>
+          </w:p>
+        </w:tc>
+        <w:tc>
+          <w:tcPr/>
+          <w:p>
+            <w:pPr>
+              <w:pStyle w:val="Compact"/>
+            </w:pPr>
+          </w:p>
+        </w:tc>
+        <w:tc>
+          <w:tcPr/>
+          <w:p>
+            <w:pPr>
+              <w:pStyle w:val="Compact"/>
+              <w:jc w:val="left"/>
+            </w:pPr>
+            <w:r>
+              <w:t xml:space="preserve">XXIII.</w:t>
+            </w:r>
+            <w:r>
+              <w:t xml:space="preserve"> </w:t>
+            </w:r>
+            <w:r>
+              <w:rPr>
+                <w:iCs/>
+                <w:i/>
+              </w:rPr>
+              <w:t xml:space="preserve">The first Error:</w:t>
+            </w:r>
+            <w:r>
+              <w:t xml:space="preserve"> </w:t>
+            </w:r>
+            <w:r>
+              <w:t xml:space="preserve">That of the Roman Pontiffs none was a legitimate Successor of Peter. So commonly all the heretics, whose arguments are heaped together by John Gerhard (Book 2, part 1, from fol. 468), du Moulin (Book 3, ch. 3, from fol. 312), Amelius (Tom. 1, from fol. 159), and other Sectarians; all of which can be reduced to these four groups.</w:t>
+            </w:r>
+            <w:r>
+              <w:t xml:space="preserve"> </w:t>
+            </w:r>
+            <w:r>
+              <w:rPr>
+                <w:iCs/>
+                <w:i/>
+              </w:rPr>
+              <w:t xml:space="preserve">The first</w:t>
+            </w:r>
+            <w:r>
+              <w:t xml:space="preserve"> </w:t>
+            </w:r>
+            <w:r>
+              <w:t xml:space="preserve">is drawn from the authority of the Historians Platina, Martin of Poland, and the Uspergensis, who testify that the Primacy was granted to the Roman Pontiff not by Christ but by the Emperors, and namely by the impious Phocas.</w:t>
+            </w:r>
+          </w:p>
+        </w:tc>
+      </w:tr>
+      <w:tr>
+        <w:tc>
+          <w:tcPr/>
+          <w:p>
+            <w:pPr>
+              <w:pStyle w:val="Compact"/>
+              <w:jc w:val="left"/>
+            </w:pPr>
+            <w:r>
+              <w:t xml:space="preserve">XXIV.</w:t>
+            </w:r>
+            <w:r>
+              <w:t xml:space="preserve"> </w:t>
+            </w:r>
+            <w:r>
+              <w:rPr>
+                <w:iCs/>
+                <w:i/>
+              </w:rPr>
+              <w:t xml:space="preserve">Secundum</w:t>
+            </w:r>
+            <w:r>
+              <w:t xml:space="preserve"> </w:t>
+            </w:r>
+            <w:r>
+              <w:t xml:space="preserve">depromitur ex Conciliis &amp; Patribus, qui Primatum Romani Episcopi non agnoverunt, imò nec sibi arrogare ausi fuerunt; quod, inquiunt Adversarii, apertè constat 1. ex Concilio Chalcedonensi, ubi Cyprianus &amp; alii Episcopi congregati litteris ad Papam Scriptis eum non Patrem, aut Pastorem, sed Fratrem appellârunt, tanquam sibi parem. 2. in Concilio Carthaginensi VI. prohibitæ sunt appellationes ad Romanum Pontificem. Ergo non est agnitus pro supremo Judice; nam, ut Calvinus Lib. 4. Instit. c. 7. §. 9. scribit, summum imperium apud eum esse constat, ad cujus tribunal provocatur. 3. Polycrates Episcopus Asianus &amp; Irenæus Victori Papæ restiterunt, cum Episcopos Asiaticos excommunicaret. 4. S. Hieronymus epist. 85. ad Evagrium scribit:</w:t>
+            </w:r>
+            <w:r>
+              <w:t xml:space="preserve"> </w:t>
+            </w:r>
+            <w:r>
+              <w:rPr>
+                <w:iCs/>
+                <w:i/>
+              </w:rPr>
+              <w:t xml:space="preserve">Ubicunque fuerit Episcopus sive Romæ sive Constantinopoli, ejusdem meriti, ejusdem etiam est Sacerdotii.</w:t>
+            </w:r>
+            <w:r>
+              <w:t xml:space="preserve"> </w:t>
+            </w:r>
+            <w:r>
+              <w:t xml:space="preserve">Ergo omnes Episcopos pares agnovit, &amp; nullum altero Superiorem. 5. Cyprianus Lib. 1. epist. 5. desperatos &amp; perditos vocat, qui putant, minorem authoritatem esse Episcoporum in Africa constitutorum, quàm Romani sint Episcopi. Idem asserit, neminem esse dicendum Episcopum Episcoporum, nullum Episcopum ab alio judicandum, sed à solo Christo. Ergo non existimavit Episcopos Romano Pontifici esse subjectos.</w:t>
+            </w:r>
+          </w:p>
+        </w:tc>
+        <w:tc>
+          <w:tcPr/>
+          <w:p>
+            <w:pPr>
+              <w:pStyle w:val="Compact"/>
+            </w:pPr>
+          </w:p>
+        </w:tc>
+        <w:tc>
+          <w:tcPr/>
+          <w:p>
+            <w:pPr>
+              <w:pStyle w:val="Compact"/>
+              <w:jc w:val="left"/>
+            </w:pPr>
+            <w:r>
+              <w:t xml:space="preserve">XXIV.</w:t>
+            </w:r>
+            <w:r>
+              <w:t xml:space="preserve"> </w:t>
+            </w:r>
+            <w:r>
+              <w:rPr>
+                <w:iCs/>
+                <w:i/>
+              </w:rPr>
+              <w:t xml:space="preserve">The second</w:t>
+            </w:r>
+            <w:r>
+              <w:t xml:space="preserve"> </w:t>
+            </w:r>
+            <w:r>
+              <w:t xml:space="preserve">is brought out from the Councils and Fathers, who did not acknowledge the Primacy of the Roman Bishop — nay, did not even dare to arrogate it to themselves; which, say the Adversaries, is openly evident: 1. from the Council of Chalcedon, where Cyprian and the other assembled Bishops, in letters written to the Pope, called him not Father or Pastor but Brother, as their equal. 2. In the Sixth Council of Carthage appeals to the Roman Pontiff were prohibited: therefore he was not acknowledged as supreme Judge; for, as Calvin writes (Book 4, Instit., ch. 7, § 9), it is evident that the supreme command rests with him to whose tribunal appeal is made. 3. Polycrates, an Asian Bishop, and Irenaeus resisted Pope Victor when he would excommunicate the Asiatic Bishops. 4. St. Jerome writes in epistle 85 to Evagrius:</w:t>
+            </w:r>
+            <w:r>
+              <w:t xml:space="preserve"> </w:t>
+            </w:r>
+            <w:r>
+              <w:rPr>
+                <w:iCs/>
+                <w:i/>
+              </w:rPr>
+              <w:t xml:space="preserve">Wherever a Bishop shall be, whether at Rome or at Constantinople, he is of the same worth, and also of the same Priesthood.</w:t>
+            </w:r>
+            <w:r>
+              <w:t xml:space="preserve"> </w:t>
+            </w:r>
+            <w:r>
+              <w:t xml:space="preserve">Therefore he acknowledged all Bishops as equals, and none Superior to another. 5. Cyprian (Book 1, epist. 5) calls desperate and lost those who think the authority of the Bishops constituted in Africa to be less than are the Bishops of Rome. The same asserts that no one is to be called Bishop of Bishops, that no Bishop is to be judged by another, but by Christ alone. Therefore he did not consider the Bishops to be subject to the Roman Pontiff.</w:t>
+            </w:r>
+          </w:p>
+        </w:tc>
+      </w:tr>
+      <w:tr>
+        <w:tc>
+          <w:tcPr/>
+          <w:p>
+            <w:pPr>
+              <w:pStyle w:val="Compact"/>
+              <w:jc w:val="left"/>
+            </w:pPr>
+            <w:r>
+              <w:t xml:space="preserve">XXV.</w:t>
+            </w:r>
+            <w:r>
+              <w:t xml:space="preserve"> </w:t>
+            </w:r>
+            <w:r>
+              <w:rPr>
+                <w:iCs/>
+                <w:i/>
+              </w:rPr>
+              <w:t xml:space="preserve">Tertium</w:t>
+            </w:r>
+            <w:r>
+              <w:t xml:space="preserve"> </w:t>
+            </w:r>
+            <w:r>
+              <w:t xml:space="preserve">arripitur ex vita &amp; moribus Pontificum Romanorum, ex quibus, ut ajunt hæretici, multi fuerunt nomine Papæ indigni, utpote Magi, Sagi, hæretici, adulteri, homicidæ, simoniaci &amp;c. à Sylvestro II. ad Gregorium VII. fuerunt quindecim Papæ palam pro Magis habiti, ut multi Historici testantur, quibus addi potest D. Antoninus p. 2. hist. tit. 16. cap. 1. §. 18. idipsum de Sylvestro scribens. Formosus I. fuit homo factiosus. Bonifacius VII. nefarius. Sergius III. nefandus. Joannes XI. Sergii ex Marozzia scorto Filius turpissimus. Joannes XII. impurissimus, qui etiam deprehensus in adulterio interiit. Et alii sceleratissimi, ut Genebrardus in chronolog. fol. 540. in hæc verba scribat:</w:t>
+            </w:r>
+            <w:r>
+              <w:t xml:space="preserve"> </w:t>
+            </w:r>
+            <w:r>
+              <w:rPr>
+                <w:iCs/>
+                <w:i/>
+              </w:rPr>
+              <w:t xml:space="preserve">per annos ferè 150. Pontifices circiter 50. a Joanne scil. VIII. qui Nicolao &amp; Adriano sanctissimis licet Pontificibus successit, ad Leonem IX. usque (qui primus a DEO vocatus velut alter Aaron antiquam Pontificum integritatem in Sedem Apostolicam revocavit) à virtute Majorum prorsus defecerunt, apotactici, Apostatici potius, quàm Apostolici.</w:t>
+            </w:r>
+            <w:r>
+              <w:t xml:space="preserve"> </w:t>
+            </w:r>
+            <w:r>
+              <w:t xml:space="preserve">Testatur idem Author, aliquos Simoniacè in Sedem Papalem evasisse, alios in eandem intrusos fuisse. Quomodo ergo omnes Pontifices fuerunt legitimi Petri Successores?</w:t>
+            </w:r>
+          </w:p>
+        </w:tc>
+        <w:tc>
+          <w:tcPr/>
+          <w:p>
+            <w:pPr>
+              <w:pStyle w:val="Compact"/>
+            </w:pPr>
+          </w:p>
+        </w:tc>
+        <w:tc>
+          <w:tcPr/>
+          <w:p>
+            <w:pPr>
+              <w:pStyle w:val="Compact"/>
+              <w:jc w:val="left"/>
+            </w:pPr>
+            <w:r>
+              <w:t xml:space="preserve">XXV.</w:t>
+            </w:r>
+            <w:r>
+              <w:t xml:space="preserve"> </w:t>
+            </w:r>
+            <w:r>
+              <w:rPr>
+                <w:iCs/>
+                <w:i/>
+              </w:rPr>
+              <w:t xml:space="preserve">The third</w:t>
+            </w:r>
+            <w:r>
+              <w:t xml:space="preserve"> </w:t>
+            </w:r>
+            <w:r>
+              <w:t xml:space="preserve">is seized from the life and morals of the Roman Pontiffs, of whom, as the heretics say, many were unworthy of the name of Pope, being Magicians, Sorcerers, heretics, adulterers, homicides, simoniacs, etc. From Sylvester II to Gregory VII there were fifteen Popes openly held for Magicians, as many Historians testify, to whom may be added St. Antoninus (p. 2, hist., tit. 16, cap. 1, § 18), writing the same of Sylvester. Formosus I was a factious man; Boniface VII nefarious; Sergius III unspeakable; John XI, the most base Son of Sergius by the harlot Marozia; John XII utterly impure, who also perished caught in adultery. And others most criminal, so that Genebrard in his chronology (fol. 540) writes in these words:</w:t>
+            </w:r>
+            <w:r>
+              <w:t xml:space="preserve"> </w:t>
+            </w:r>
+            <w:r>
+              <w:rPr>
+                <w:iCs/>
+                <w:i/>
+              </w:rPr>
+              <w:t xml:space="preserve">for about 150 years, about 50 Pontiffs — from John, namely, the VIIIth, who succeeded Nicholas and Adrian, albeit most holy Pontiffs, down to Leo IX (who, first called by GOD like another Aaron, recalled the ancient integrity of the Pontiffs to the Apostolic See) — fell away utterly from the virtue of their Ancestors: apotactici, Apostatics rather than Apostolics.</w:t>
+            </w:r>
+            <w:r>
+              <w:t xml:space="preserve"> </w:t>
+            </w:r>
+            <w:r>
+              <w:t xml:space="preserve">The same Author testifies that some got into the Papal See by Simony, that others were intruded into it. How then were all the Pontiffs legitimate Successors of Peter?</w:t>
+            </w:r>
+          </w:p>
+        </w:tc>
+      </w:tr>
+      <w:tr>
+        <w:tc>
+          <w:tcPr/>
+          <w:p>
+            <w:pPr>
+              <w:pStyle w:val="Compact"/>
+              <w:jc w:val="left"/>
+            </w:pPr>
+            <w:r>
+              <w:t xml:space="preserve">XXVI.</w:t>
+            </w:r>
+            <w:r>
+              <w:t xml:space="preserve"> </w:t>
+            </w:r>
+            <w:r>
+              <w:rPr>
+                <w:iCs/>
+                <w:i/>
+              </w:rPr>
+              <w:t xml:space="preserve">Quartum</w:t>
+            </w:r>
+            <w:r>
+              <w:t xml:space="preserve"> </w:t>
+            </w:r>
+            <w:r>
+              <w:t xml:space="preserve">&amp; ultimum argumentum deducitur ex rationibus, quibus (ex opinione Sectariorum) vel falsis vel ridiculis Pontifices non potuerunt probare Primatum suum. v. g. in Concilio VI. Carthaginensi tres Pontifices Zozimus, Bonifacius, &amp; Cœlestinus pro suo Pontificatu summo allegârunt quendam canonem Concilii Nicæni, quem Episcopi Africani in nullo libro reperire potuerunt, ut proindè fictus esse debeat. 2. in Concilio Florentino Eugenius IV. pro suo Papatu protulit postumas litteras Josephi Patriarchæ Constantinopolitani jam Florentiæ mortui, quas moribundus &amp; tremulus scripserit. Quis autem credat, hominem morti vicinum &amp; tremulum scribere potuisse? 3. Anacletus Papa c. 2. Dist. 22. ait, Petro concessum, ut Cephas, hoc est, Caput esset, &amp; Primatum teneret Apostolatûs, insinuans, quod Glossa exprimit, nomen Cephas sumptum à Græco κεφαλή Caput, cum sit vox Syriaca non Caput sed petram significans, interprete Joanne Evangelistâ c. 1. v. 42. Innocentius III. c. 6. de Majoratu &amp; obed. ineptissimè probat, Pontificem esse supra Imperatorem, eò quod fecerit DEUS duo luminaria Solem &amp; Lunam, id est, Pontificem &amp; Imperatorem, &amp; illum esse majorem isto, sicut Sol major est Lunâ. Bonifacius VIII. Extrav. Unam Sanctam, eod. tit. probat, Pontificem habere duplicem jurisdictionem, temporalem &amp; Spiritualem, quia Apostoli Luc. 22. v. 20. dixerunt Christo:</w:t>
+            </w:r>
+            <w:r>
+              <w:t xml:space="preserve"> </w:t>
+            </w:r>
+            <w:r>
+              <w:rPr>
+                <w:iCs/>
+                <w:i/>
+              </w:rPr>
+              <w:t xml:space="preserve">Ecce duo gladii hic.</w:t>
+            </w:r>
+            <w:r>
+              <w:t xml:space="preserve"> </w:t>
+            </w:r>
+            <w:r>
+              <w:t xml:space="preserve">Ibidem probat, Pontificem esse supremum &amp; universalem Judicem; quia Paulus, 1. Cor. 2. v. 15. ait:</w:t>
+            </w:r>
+            <w:r>
+              <w:t xml:space="preserve"> </w:t>
+            </w:r>
+            <w:r>
+              <w:rPr>
+                <w:iCs/>
+                <w:i/>
+              </w:rPr>
+              <w:t xml:space="preserve">Spiritualis judicat omnia: &amp; ipse a nemine judicatur</w:t>
+            </w:r>
+            <w:r>
+              <w:t xml:space="preserve">; quasi Solus Pontifex sit Spiritualis. Ibidem probat, unum esse Caput totius Ecclesiæ, quia Genesis 1. v. 1. dicitur Deus omnia</w:t>
+            </w:r>
+            <w:r>
+              <w:t xml:space="preserve"> </w:t>
+            </w:r>
+            <w:r>
+              <w:rPr>
+                <w:iCs/>
+                <w:i/>
+              </w:rPr>
+              <w:t xml:space="preserve">in principio</w:t>
+            </w:r>
+            <w:r>
+              <w:t xml:space="preserve"> </w:t>
+            </w:r>
+            <w:r>
+              <w:t xml:space="preserve">creasse, non</w:t>
+            </w:r>
+            <w:r>
+              <w:t xml:space="preserve"> </w:t>
+            </w:r>
+            <w:r>
+              <w:rPr>
+                <w:iCs/>
+                <w:i/>
+              </w:rPr>
+              <w:t xml:space="preserve">in principiis</w:t>
+            </w:r>
+            <w:r>
+              <w:t xml:space="preserve">.</w:t>
+            </w:r>
+          </w:p>
+        </w:tc>
+        <w:tc>
+          <w:tcPr/>
+          <w:p>
+            <w:pPr>
+              <w:pStyle w:val="Compact"/>
+            </w:pPr>
+          </w:p>
+        </w:tc>
+        <w:tc>
+          <w:tcPr/>
+          <w:p>
+            <w:pPr>
+              <w:pStyle w:val="Compact"/>
+              <w:jc w:val="left"/>
+            </w:pPr>
+            <w:r>
+              <w:t xml:space="preserve">XXVI.</w:t>
+            </w:r>
+            <w:r>
+              <w:t xml:space="preserve"> </w:t>
+            </w:r>
+            <w:r>
+              <w:rPr>
+                <w:iCs/>
+                <w:i/>
+              </w:rPr>
+              <w:t xml:space="preserve">The fourth</w:t>
+            </w:r>
+            <w:r>
+              <w:t xml:space="preserve"> </w:t>
+            </w:r>
+            <w:r>
+              <w:t xml:space="preserve">and last argument is deduced from the reasons — in the opinion of the Sectarians either false or ridiculous — by which the Pontiffs could not prove their Primacy. E.g.: in the Sixth Council of Carthage three Pontiffs, Zosimus, Boniface, and Celestine, alleged for their supreme Pontificate a certain canon of the Council of Nicaea which the African Bishops could find in no book, so that it must accordingly be a fabrication. 2. In the Council of Florence Eugene IV brought forward for his Papacy the posthumous letters of Joseph, Patriarch of Constantinople, already dead at Florence, which he is supposed to have written dying and trembling. But who would believe that a man near to death and trembling could write? 3. Pope Anacletus (c. 2, Dist. 22) says it was granted to Peter that he should be Cephas, that is, the Head, and should hold the Primacy of the Apostolate — insinuating, as the Gloss expresses it, that the name Cephas is taken from the Greek κεφαλή, Head; whereas it is a Syriac word signifying not Head but rock, on the interpretation of John the Evangelist, ch. 1, v. 42. Innocent III (c. 6, de Majoratu &amp; obed.) most ineptly proves that the Pontiff is above the Emperor because GOD made two luminaries, the Sun and the Moon — that is, the Pontiff and the Emperor — and that the former is greater than the latter as the Sun is greater than the Moon. Boniface VIII, in the Extravagant Unam Sanctam (eod. tit.), proves that the Pontiff has a twofold jurisdiction, temporal and Spiritual, because the Apostles (Luke 22, v. 20) said to Christ:</w:t>
+            </w:r>
+            <w:r>
+              <w:t xml:space="preserve"> </w:t>
+            </w:r>
+            <w:r>
+              <w:rPr>
+                <w:iCs/>
+                <w:i/>
+              </w:rPr>
+              <w:t xml:space="preserve">Behold, here are two swords.</w:t>
+            </w:r>
+            <w:r>
+              <w:t xml:space="preserve"> </w:t>
+            </w:r>
+            <w:r>
+              <w:t xml:space="preserve">In the same place he proves that the Pontiff is the supreme and universal Judge, because Paul (1 Cor. 2, v. 15) says:</w:t>
+            </w:r>
+            <w:r>
+              <w:t xml:space="preserve"> </w:t>
+            </w:r>
+            <w:r>
+              <w:rPr>
+                <w:iCs/>
+                <w:i/>
+              </w:rPr>
+              <w:t xml:space="preserve">The Spiritual man judges all things, and he himself is judged by no one</w:t>
+            </w:r>
+            <w:r>
+              <w:t xml:space="preserve"> </w:t>
+            </w:r>
+            <w:r>
+              <w:t xml:space="preserve">— as if the Pontiff alone were Spiritual. In the same place he proves that there is one Head of the whole Church, because in Genesis 1, v. 1 God is said to have created all things</w:t>
+            </w:r>
+            <w:r>
+              <w:t xml:space="preserve"> </w:t>
+            </w:r>
+            <w:r>
+              <w:rPr>
+                <w:iCs/>
+                <w:i/>
+              </w:rPr>
+              <w:t xml:space="preserve">in the beginning</w:t>
+            </w:r>
+            <w:r>
+              <w:t xml:space="preserve">, not</w:t>
+            </w:r>
+            <w:r>
+              <w:t xml:space="preserve"> </w:t>
+            </w:r>
+            <w:r>
+              <w:rPr>
+                <w:iCs/>
+                <w:i/>
+              </w:rPr>
+              <w:t xml:space="preserve">in beginnings</w:t>
+            </w:r>
+            <w:r>
+              <w:t xml:space="preserve">.</w:t>
+            </w:r>
+          </w:p>
+        </w:tc>
+      </w:tr>
+      <w:tr>
+        <w:tc>
+          <w:tcPr/>
+          <w:p>
+            <w:pPr>
+              <w:pStyle w:val="Compact"/>
+              <w:jc w:val="left"/>
+            </w:pPr>
+            <w:r>
+              <w:t xml:space="preserve">XXVII. Errorem istum maximum unanimiter rejiciunt Sac. Concilia &amp; Patres, qui de Successione Pontificum scripserunt. Ex Conciliis Florentinum Græcis &amp; Latinis Patribus consentientibus ita statuit:</w:t>
+            </w:r>
+            <w:r>
+              <w:t xml:space="preserve"> </w:t>
+            </w:r>
+            <w:r>
+              <w:rPr>
+                <w:iCs/>
+                <w:i/>
+              </w:rPr>
+              <w:t xml:space="preserve">Definimus Sanctam Apostolicam Sedem, &amp; ipsum Pontificem Romanum Successorem esse Beati Petri Principis Apostolorum, &amp; verum Christi Vicarium, totiusque Ecclesiæ Caput, &amp; omnium Christianorum Patrem ac Doctorem existere, &amp; ipsi in B. Petro pascendi, regendi &amp; gubernandi universalem Ecclesiam à Domino nostro Jesu Christo potestatem traditam esse.</w:t>
+            </w:r>
+            <w:r>
+              <w:t xml:space="preserve"> </w:t>
+            </w:r>
+            <w:r>
+              <w:t xml:space="preserve">Ex Patribus D. Augustinus in epist. 102. non minùs efficaciter, quàm breviter ait:</w:t>
+            </w:r>
+            <w:r>
+              <w:t xml:space="preserve"> </w:t>
+            </w:r>
+            <w:r>
+              <w:rPr>
+                <w:iCs/>
+                <w:i/>
+              </w:rPr>
+              <w:t xml:space="preserve">in Romana Ecclesia semper Apostolicæ Cathedræ viguit Principatus.</w:t>
+            </w:r>
+            <w:r>
+              <w:t xml:space="preserve"> </w:t>
+            </w:r>
+            <w:r>
+              <w:t xml:space="preserve">Unde etiam in Constitut. Novella 131. Justiniani</w:t>
+            </w:r>
+            <w:r>
+              <w:t xml:space="preserve"> </w:t>
+            </w:r>
+            <w:r>
+              <w:rPr>
+                <w:iCs/>
+                <w:i/>
+              </w:rPr>
+              <w:t xml:space="preserve">secundùm Sacrarum Synodorum decreta Primatum Sanctissimo veteris Romæ Episcopo tribuitur.</w:t>
+            </w:r>
+            <w:r>
+              <w:t xml:space="preserve"> </w:t>
+            </w:r>
+            <w:r>
+              <w:t xml:space="preserve">Argumenta Sectariorum omnia ruinosa sunt &amp; suis destituta fundamentis. Nec malè hæreticos in conatu tollendi Papatûs araneis similes dixeris; tum quod aranearum instar fatigent atque eviscerent se in opus nullius prorsus roboris &amp; valoris. Tum quod ex flosculis pulchris non nisi venenum exsugant, ut in solutione omnium, quæ afferunt, apparebit. Itaque.</w:t>
+            </w:r>
+          </w:p>
+        </w:tc>
+        <w:tc>
+          <w:tcPr/>
+          <w:p>
+            <w:pPr>
+              <w:pStyle w:val="Compact"/>
+            </w:pPr>
+          </w:p>
+        </w:tc>
+        <w:tc>
+          <w:tcPr/>
+          <w:p>
+            <w:pPr>
+              <w:pStyle w:val="Compact"/>
+              <w:jc w:val="left"/>
+            </w:pPr>
+            <w:r>
+              <w:t xml:space="preserve">XXVII. This enormous Error is unanimously rejected by the Sacred Councils and the Fathers who have written on the Succession of the Pontiffs. Among the Councils, that of Florence, with the Greek and Latin Fathers consenting, determined thus:</w:t>
+            </w:r>
+            <w:r>
+              <w:t xml:space="preserve"> </w:t>
+            </w:r>
+            <w:r>
+              <w:rPr>
+                <w:iCs/>
+                <w:i/>
+              </w:rPr>
+              <w:t xml:space="preserve">We define that the Holy Apostolic See and the Roman Pontiff himself is the Successor of Blessed Peter, Prince of the Apostles, and the true Vicar of Christ, and that he stands as the Head of the whole Church and the Father and Teacher of all Christians, and that to him, in Blessed Peter, was handed over by our Lord Jesus Christ the power of feeding, ruling, and governing the universal Church.</w:t>
+            </w:r>
+            <w:r>
+              <w:t xml:space="preserve"> </w:t>
+            </w:r>
+            <w:r>
+              <w:t xml:space="preserve">Among the Fathers, St. Augustine in epistle 102 says no less efficaciously than briefly:</w:t>
+            </w:r>
+            <w:r>
+              <w:t xml:space="preserve"> </w:t>
+            </w:r>
+            <w:r>
+              <w:rPr>
+                <w:iCs/>
+                <w:i/>
+              </w:rPr>
+              <w:t xml:space="preserve">in the Roman Church the Principate of the Apostolic Chair has always been in vigor.</w:t>
+            </w:r>
+            <w:r>
+              <w:t xml:space="preserve"> </w:t>
+            </w:r>
+            <w:r>
+              <w:t xml:space="preserve">Whence also in the Constitution Novella 131 of Justinian,</w:t>
+            </w:r>
+            <w:r>
+              <w:t xml:space="preserve"> </w:t>
+            </w:r>
+            <w:r>
+              <w:rPr>
+                <w:iCs/>
+                <w:i/>
+              </w:rPr>
+              <w:t xml:space="preserve">according to the decrees of the Sacred Synods the Primacy is attributed to the Most Holy Bishop of elder Rome.</w:t>
+            </w:r>
+            <w:r>
+              <w:t xml:space="preserve"> </w:t>
+            </w:r>
+            <w:r>
+              <w:t xml:space="preserve">The arguments of the Sectarians are all ruinous and destitute of their foundations. Nor would you speak amiss in calling the heretics, in their endeavor to abolish the Papacy, like spiders: both because, after the manner of spiders, they weary and eviscerate themselves for a work of no strength or worth at all; and because from fair flowers they suck out nothing but poison, as will appear in the solution of everything they bring forward. Therefore:</w:t>
+            </w:r>
+          </w:p>
+        </w:tc>
+      </w:tr>
+      <w:tr>
+        <w:tc>
+          <w:tcPr/>
+          <w:p>
+            <w:pPr>
+              <w:pStyle w:val="Compact"/>
+              <w:jc w:val="left"/>
+            </w:pPr>
+            <w:r>
+              <w:t xml:space="preserve">XXVIII. Respond. 1.</w:t>
+            </w:r>
+            <w:r>
+              <w:t xml:space="preserve"> </w:t>
+            </w:r>
+            <w:r>
+              <w:rPr>
+                <w:iCs/>
+                <w:i/>
+              </w:rPr>
+              <w:t xml:space="preserve">Ad argumentum primum ab authoritate desumptum.</w:t>
+            </w:r>
+            <w:r>
+              <w:t xml:space="preserve"> </w:t>
+            </w:r>
+            <w:r>
+              <w:t xml:space="preserve">Si propriè neque per Apostolicam quidem Authoritatem aut Conciliorum statuta Romanus Pontifex est totius Ecclesiæ Caput &amp; Pastor seu Primas, multò minùs Authoritate Imperatoriâ talis esse potest, cum Imperatorum non sit, aliis conferre Ecclesiasticam &amp; Spiritualem potestatem, cujus ipsi exsortes sunt. Certè Pontificem non habere suam illam supremam potestatem ab alio, quàm à quo D. Petrus ipsam habuit: neque D. Petrum aliundè habuisse, quàm à Christo, &amp; vi institutionis hujus, luculenter demonstrari ex Sac. Scriptura, Patribus, &amp; totius Antiquitatis historiâ satis &amp; abunde constat ex iis, quæ supra diximus. Historia, quâ unicè argumentum nititur, ab hæreticis corrupta fuit. Nam Phocas Imperator Primatum Papæ non dedit, sed solùm defendit contra Cyrillum Patriarcham Constantinopolitanum, qui Bonifacio Pontifici Romano se æquare &amp; titulum Universalis Episcopi usurpare moliebatur, videatur Cardinalis Baronius in Annal. Ecclesiast. ad An. Christi 606. Constat etiam apertè ex jure civili L. 8. C. de sum. Trin. &amp; Fid. Cath. Ex Novella 131. Collat. 9. tit. 14. c. 2. vetustos Imperatores ante Phocam, ut Valentinianum, Gratianum, Theodosium jam agnovisse Primatum Pontificis. Habetur quoque in Tom. 2. Conciliorum Epistola præfixa Concilio Chalcedonensi ejusdem Valentiniani III. Imperatoris in Oriente (qui 170. annis Phocam præcessit) ad Theodosium II. Imperatorem Occidentis, in qua pro re præsenti sic præclarè loquitur:</w:t>
+            </w:r>
+            <w:r>
+              <w:t xml:space="preserve"> </w:t>
+            </w:r>
+            <w:r>
+              <w:rPr>
+                <w:iCs/>
+                <w:i/>
+              </w:rPr>
+              <w:t xml:space="preserve">Fidem a nostris Majoribus traditam debemus cum omni competente devotione defendere, &amp; dignitatem propriæ Venerationis B. Apostolo Petro intemeratam &amp; in nostris temporibus conservare, quatenus Beatissimus Romanæ Civitatis Episcopus, cui Principatum Sacerdotii semper omnis Antiquitas contulit, locum habeat, ac facultatem, de fide &amp; Sacerdotibus judicare.</w:t>
+            </w:r>
+            <w:r>
+              <w:t xml:space="preserve"> </w:t>
+            </w:r>
+            <w:r>
+              <w:t xml:space="preserve">In quibus duo singulariter notanda. Primum, quod</w:t>
+            </w:r>
+            <w:r>
+              <w:t xml:space="preserve"> </w:t>
+            </w:r>
+            <w:r>
+              <w:rPr>
+                <w:iCs/>
+                <w:i/>
+              </w:rPr>
+              <w:t xml:space="preserve">Romanæ Civitatis Episcopo Principatum Sacerdotii super omnes Antiquitas contulerit</w:t>
+            </w:r>
+            <w:r>
+              <w:t xml:space="preserve">, id est, tota retrò Antiquitas, non ipse, quem dixi, Valentinianus III. nec alii ante eum Christiani Cæsares. Alterum, quod Dignitas B. Petri Apostoli vocetur</w:t>
+            </w:r>
+            <w:r>
+              <w:t xml:space="preserve"> </w:t>
+            </w:r>
+            <w:r>
+              <w:rPr>
+                <w:iCs/>
+                <w:i/>
+              </w:rPr>
+              <w:t xml:space="preserve">dignitas propriæ venerationis</w:t>
+            </w:r>
+            <w:r>
+              <w:t xml:space="preserve">; quæ scil. B. Petro in suis Successoribus &amp; nulli alteri tribuitur. Quid potest inveniri illustriùs pro legitima Successione D. Petri in Principatu Romani Pontificis, eoque antiquissimo ante tempora ipsius etiam Valentiniani, quæ sunt tempora illa syncera etiam Sectariis nostris &amp; casta integraque in Fide? Hinc igitur non solùm refelluntur Magdeburgenses, qui Cent. 5. scripserunt Primatum Ecclesiæ fuisse Romano Episcopatui annexum authoritate Phocæ, sed etiam Wicleff &amp; Huss, qui apud Waldensem Lib. 2. doct. Fidei c. 7. id factum dixerunt decreto Constantini M. Item Lutherus &amp; Calvinus, quorum ille Lib. de potest. Papæ idipsum statuto Constantini IV: iste verò Lib. 4. Instit. c. 6. decreto Pipini &amp; Caroli M. Imperatorum affinxit. Quia hi omnes sunt posteriores tempore, neque dare possunt spiritualem potestatem, quam ipsi non habent. Videri potest P. Adamus Tanner in Dioptra Fidei Lib. 3. c. 6. ubi hoc Adversariorum argumentum pluribus refutat.</w:t>
+            </w:r>
+          </w:p>
+        </w:tc>
+        <w:tc>
+          <w:tcPr/>
+          <w:p>
+            <w:pPr>
+              <w:pStyle w:val="Compact"/>
+            </w:pPr>
+          </w:p>
+        </w:tc>
+        <w:tc>
+          <w:tcPr/>
+          <w:p>
+            <w:pPr>
+              <w:pStyle w:val="Compact"/>
+              <w:jc w:val="left"/>
+            </w:pPr>
+            <w:r>
+              <w:t xml:space="preserve">XXVIII. We reply, first,</w:t>
+            </w:r>
+            <w:r>
+              <w:t xml:space="preserve"> </w:t>
+            </w:r>
+            <w:r>
+              <w:rPr>
+                <w:iCs/>
+                <w:i/>
+              </w:rPr>
+              <w:t xml:space="preserve">to the first argument, taken from authority.</w:t>
+            </w:r>
+            <w:r>
+              <w:t xml:space="preserve"> </w:t>
+            </w:r>
+            <w:r>
+              <w:t xml:space="preserve">If, properly speaking, the Roman Pontiff is not the Head and Pastor or Primate of the whole Church even by Apostolic Authority or by the statutes of Councils, much less can he be such by Imperial Authority, since it does not belong to Emperors to confer on others the Ecclesiastical and Spiritual power of which they themselves are destitute. Certainly, that the Pontiff has that supreme power of his from no other than from him from whom St. Peter had it, and that St. Peter had it from nowhere else than from Christ, and in virtue of this institution, is luminously demonstrated from Holy Scripture, the Fathers, and the history of all Antiquity, as is sufficiently and abundantly evident from what we said above. The History on which alone the argument leans was corrupted by the heretics. For the Emperor Phocas did not give the Primacy to the Pope, but only defended it against Cyril, Patriarch of Constantinople, who was scheming to equal himself to Boniface the Roman Pontiff and to usurp the title of Universal Bishop; see Cardinal Baronius in the Ecclesiastical Annals at the year of Christ 606. It is also openly evident from the civil law (L. 8, C. de sum. Trin. &amp; Fid. Cath.; from Novella 131, Collat. 9, tit. 14, c. 2) that the ancient Emperors before Phocas — as Valentinian, Gratian, Theodosius — had already acknowledged the Primacy of the Pontiff. There is also extant, in Tome 2 of the Councils, the Epistle prefixed to the Council of Chalcedon of the same Valentinian III, Emperor in the East (who preceded Phocas by 170 years), to Theodosius II, Emperor of the West, in which for the present matter he speaks thus admirably:</w:t>
+            </w:r>
+            <w:r>
+              <w:t xml:space="preserve"> </w:t>
+            </w:r>
+            <w:r>
+              <w:rPr>
+                <w:iCs/>
+                <w:i/>
+              </w:rPr>
+              <w:t xml:space="preserve">We ought to defend with all fitting devotion the Faith handed down from our Ancestors, and to preserve inviolate in our own times too the dignity of proper Veneration for the Blessed Apostle Peter; so that the Most Blessed Bishop of the Roman City, upon whom all Antiquity has always conferred the Principate of the Priesthood, may have place and faculty to judge concerning the faith and Priests.</w:t>
+            </w:r>
+            <w:r>
+              <w:t xml:space="preserve"> </w:t>
+            </w:r>
+            <w:r>
+              <w:t xml:space="preserve">In which two things are singularly to be noted. First, that</w:t>
+            </w:r>
+            <w:r>
+              <w:t xml:space="preserve"> </w:t>
+            </w:r>
+            <w:r>
+              <w:rPr>
+                <w:iCs/>
+                <w:i/>
+              </w:rPr>
+              <w:t xml:space="preserve">Antiquity conferred on the Bishop of the Roman City the Principate of the Priesthood over all</w:t>
+            </w:r>
+            <w:r>
+              <w:t xml:space="preserve"> </w:t>
+            </w:r>
+            <w:r>
+              <w:t xml:space="preserve">— that is, all Antiquity back through time, not the Valentinian III I mentioned, nor other Christian Caesars before him. The other, that the Dignity of the Blessed Apostle Peter is called</w:t>
+            </w:r>
+            <w:r>
+              <w:t xml:space="preserve"> </w:t>
+            </w:r>
+            <w:r>
+              <w:rPr>
+                <w:iCs/>
+                <w:i/>
+              </w:rPr>
+              <w:t xml:space="preserve">the dignity of proper veneration</w:t>
+            </w:r>
+            <w:r>
+              <w:t xml:space="preserve"> </w:t>
+            </w:r>
+            <w:r>
+              <w:t xml:space="preserve">— which, namely, is attributed to Blessed Peter in his Successors and to no other. What more illustrious can be found for the legitimate Succession of St. Peter in the Principate of the Roman Pontiff — and that most ancient, before the times even of Valentinian himself, which are those times that even for our Sectarians are pure, and chaste and whole in Faith? Hence, then, are refuted not only the Magdeburgians, who in Century 5 wrote that the Primacy of the Church was annexed to the Roman Episcopate by the authority of Phocas, but also Wyclif and Hus, who, as reported in Waldensis (Book 2, doct. Fidei, ch. 7), said this was done by the decree of Constantine the Great; likewise Luther and Calvin, of whom the former, in his book On the power of the Pope, pinned the same on a statute of Constantine IV, the latter (Book 4, Instit., ch. 6) on a decree of the Emperors Pepin and Charlemagne. Because all these are later in time, and cannot give a spiritual power which they themselves do not have. Fr. Adam Tanner may be consulted in the Dioptra Fidei, Book 3, ch. 6, where he refutes this argument of the Adversaries at length.</w:t>
+            </w:r>
+          </w:p>
+        </w:tc>
+      </w:tr>
+      <w:tr>
+        <w:tc>
+          <w:tcPr/>
+          <w:p>
+            <w:pPr>
+              <w:pStyle w:val="Compact"/>
+              <w:jc w:val="left"/>
+            </w:pPr>
+            <w:r>
+              <w:t xml:space="preserve">XXIX. Respon. II.</w:t>
+            </w:r>
+            <w:r>
+              <w:t xml:space="preserve"> </w:t>
+            </w:r>
+            <w:r>
+              <w:rPr>
+                <w:iCs/>
+                <w:i/>
+              </w:rPr>
+              <w:t xml:space="preserve">ad argumentum secundum ex Conciliis &amp; Patribus depromptum.</w:t>
+            </w:r>
+            <w:r>
+              <w:t xml:space="preserve"> </w:t>
+            </w:r>
+            <w:r>
+              <w:t xml:space="preserve">Longè alienissimum esse à veritate, quod olim nec Concilia, nec Patres agnoverint primatum Romani Episcopi: &amp; quod ipsi Romani Pontifices arrogare eundem sibi non fuerint ausi. Nam contrarium apertissimè ostendit Bellarminus Lib. 2. de Pontifice à c. 12. adductis quàm plurimis eorum luculentis testimoniis, quod ipsum &amp; nos hactenus fecimus, &amp; satis etiam constat ex recèns cit. constitutione Novell. 131. collect. 9. tit. 14. c. 2. Ubi Justinianus:</w:t>
+            </w:r>
+            <w:r>
+              <w:t xml:space="preserve"> </w:t>
+            </w:r>
+            <w:r>
+              <w:rPr>
+                <w:iCs/>
+                <w:i/>
+              </w:rPr>
+              <w:t xml:space="preserve">sancimus</w:t>
+            </w:r>
+            <w:r>
+              <w:t xml:space="preserve">, inquit,</w:t>
+            </w:r>
+            <w:r>
+              <w:t xml:space="preserve"> </w:t>
+            </w:r>
+            <w:r>
+              <w:rPr>
+                <w:iCs/>
+                <w:i/>
+              </w:rPr>
+              <w:t xml:space="preserve">secundùm earum Sacrarum</w:t>
+            </w:r>
+            <w:r>
+              <w:t xml:space="preserve"> </w:t>
+            </w:r>
+            <w:r>
+              <w:t xml:space="preserve">scil. quatuor</w:t>
+            </w:r>
+            <w:r>
+              <w:t xml:space="preserve"> </w:t>
+            </w:r>
+            <w:r>
+              <w:rPr>
+                <w:iCs/>
+                <w:i/>
+              </w:rPr>
+              <w:t xml:space="preserve">Synodorum</w:t>
+            </w:r>
+            <w:r>
+              <w:t xml:space="preserve"> </w:t>
+            </w:r>
+            <w:r>
+              <w:t xml:space="preserve">Nicænæ, Constantinopolitanæ, Ephesinæ primæ, &amp; Chalcedonensis, de quibus immediatè loquebatur (Imperator)</w:t>
+            </w:r>
+            <w:r>
+              <w:t xml:space="preserve"> </w:t>
+            </w:r>
+            <w:r>
+              <w:rPr>
+                <w:iCs/>
+                <w:i/>
+              </w:rPr>
+              <w:t xml:space="preserve">definitiones, sanctissimum Senioris Romæ Papam primum esse omnium Sacerdotum: Beatissimum autem Archi-Episcopum Constantinopolitanum novæ Romæ secundum habere locum post Sanctam Apostolicam Senioris Romæ Sedem, aliis autem omnibus Sedibus præponitur.</w:t>
+            </w:r>
+            <w:r>
+              <w:t xml:space="preserve"> </w:t>
+            </w:r>
+            <w:r>
+              <w:t xml:space="preserve">Ad 1. instantiam dicimus, Fratris appellationem nihil officere Primatui, etenim omnes Fideles se mutuò Fratres vocabant tanquam ejusdem Fidei consortes. Ut ergo Episcopi Chalcedonenses profiterentur, se in Fide cum Romano Pontifice conspirare, Fratrem eum nominârunt; interim aliis modis ejus eminentiam protestantes; quia scil. primum locum dederunt Legatis pontificiis, &amp; Leonem I. tunc Pontificem honorificentissimis titulis affecerunt, ut constat ex Act. 1. &amp; 2. ubi Ætius Episcopus Nicopolis eundem S. Leonem Dominum nostrum &amp; sanctissimum Papam vocat;</w:t>
+            </w:r>
+            <w:r>
+              <w:t xml:space="preserve"> </w:t>
+            </w:r>
+            <w:r>
+              <w:rPr>
+                <w:iCs/>
+                <w:i/>
+              </w:rPr>
+              <w:t xml:space="preserve">quoniam</w:t>
+            </w:r>
+            <w:r>
+              <w:t xml:space="preserve"> </w:t>
+            </w:r>
+            <w:r>
+              <w:t xml:space="preserve">inquit,</w:t>
+            </w:r>
+            <w:r>
+              <w:t xml:space="preserve"> </w:t>
+            </w:r>
+            <w:r>
+              <w:rPr>
+                <w:iCs/>
+                <w:i/>
+              </w:rPr>
+              <w:t xml:space="preserve">nunc Domini nostri &amp; Sanctissimi Papæ lecta est Epistola</w:t>
+            </w:r>
+            <w:r>
+              <w:t xml:space="preserve">, ut refert Bellarm. c. 31. Ad 2. Patres ibi collocatos non prohibuisse appellationem ad Romanum pontificem, ut falsò citant Hæretici, sed supplicibus litteris deprecatos rigidiorem modum procedendi per armatum militem, ut ostendit Cardinalis Baronius &amp; hujus Compendiator Spondanus circa annum Christi 419. Cæterum quod omnes Episcopi totius Orbis, qui in judiciis Ecclesiasticis sentiunt se gravatos, ab Episcopis &amp; synodis provincialibus possint appellare, &amp; confugere ad Romanum pontificem tanquam ad Superiorem Judicem, cui reliqui omnes Episcopi subjecti esse debeant, &amp; à cujus sententia ulterius appellare non liceat, patet apertissimè ex Cócil. Sardicési can. 4. ubi decernitur:</w:t>
+            </w:r>
+            <w:r>
+              <w:t xml:space="preserve"> </w:t>
+            </w:r>
+            <w:r>
+              <w:rPr>
+                <w:iCs/>
+                <w:i/>
+              </w:rPr>
+              <w:t xml:space="preserve">si Episcopus aliquis deponatur, &amp; iste contra hoc judicium Synodi Provincialis ad Papam appellet, ne alius in locum illius destinatus ordinetur, nisi causa depositionis in judicio Romani Episcopi fuerit determinata &amp; approbata.</w:t>
+            </w:r>
+            <w:r>
+              <w:t xml:space="preserve"> </w:t>
+            </w:r>
+            <w:r>
+              <w:t xml:space="preserve">Quare calumnia est Calvini, quando ait, appellationes fuisse derisas; imò exceptas cum honore, &amp; efficaces fuisse, ostendit Baronius loc. cit. &amp; suo exemplo docet D. Athanasius vir Catholicissimus, sanctissimus, &amp; doctissimus, qui ab Episcopis Orientalibus appellavit ad Julium Romanum Pontificem post annum Christi 341. &amp; ab eodem fuit restitutus.</w:t>
+            </w:r>
+          </w:p>
+        </w:tc>
+        <w:tc>
+          <w:tcPr/>
+          <w:p>
+            <w:pPr>
+              <w:pStyle w:val="Compact"/>
+            </w:pPr>
+          </w:p>
+        </w:tc>
+        <w:tc>
+          <w:tcPr/>
+          <w:p>
+            <w:pPr>
+              <w:pStyle w:val="Compact"/>
+              <w:jc w:val="left"/>
+            </w:pPr>
+            <w:r>
+              <w:t xml:space="preserve">XXIX. We reply, II,</w:t>
+            </w:r>
+            <w:r>
+              <w:t xml:space="preserve"> </w:t>
+            </w:r>
+            <w:r>
+              <w:rPr>
+                <w:iCs/>
+                <w:i/>
+              </w:rPr>
+              <w:t xml:space="preserve">to the second argument, brought out from the Councils and Fathers</w:t>
+            </w:r>
+            <w:r>
+              <w:t xml:space="preserve">: that it is far most alien from the truth that of old neither Councils nor Fathers acknowledged the primacy of the Roman Bishop, and that the Roman Pontiffs themselves did not dare to arrogate it to themselves. For the contrary is most openly shown by Bellarmine (Book 2, On the Pontiff, from ch. 12), with very many luminous testimonies of them adduced — which we too have done thus far; and it is also sufficiently evident from the recently cited constitution Novella 131 (collect. 9, tit. 14, c. 2), where Justinian says:</w:t>
+            </w:r>
+            <w:r>
+              <w:t xml:space="preserve"> </w:t>
+            </w:r>
+            <w:r>
+              <w:rPr>
+                <w:iCs/>
+                <w:i/>
+              </w:rPr>
+              <w:t xml:space="preserve">we sanction, according to the definitions of those Sacred</w:t>
+            </w:r>
+            <w:r>
+              <w:t xml:space="preserve"> </w:t>
+            </w:r>
+            <w:r>
+              <w:t xml:space="preserve">— namely the four —</w:t>
+            </w:r>
+            <w:r>
+              <w:t xml:space="preserve"> </w:t>
+            </w:r>
+            <w:r>
+              <w:rPr>
+                <w:iCs/>
+                <w:i/>
+              </w:rPr>
+              <w:t xml:space="preserve">Synods</w:t>
+            </w:r>
+            <w:r>
+              <w:t xml:space="preserve">, of Nicaea, of Constantinople, of first Ephesus, and of Chalcedon, of which (the Emperor) was speaking immediately before,</w:t>
+            </w:r>
+            <w:r>
+              <w:t xml:space="preserve"> </w:t>
+            </w:r>
+            <w:r>
+              <w:rPr>
+                <w:iCs/>
+                <w:i/>
+              </w:rPr>
+              <w:t xml:space="preserve">that the most holy Pope of elder Rome is the first of all Priests, and that the Most Blessed Arch-Bishop of Constantinople, the new Rome, holds the second place after the Holy Apostolic See of elder Rome, and is preferred to all the other Sees.</w:t>
+            </w:r>
+            <w:r>
+              <w:t xml:space="preserve"> </w:t>
+            </w:r>
+            <w:r>
+              <w:t xml:space="preserve">To the first instance we say that the appellation of Brother in no way impedes the Primacy, for all the Faithful called one another Brothers as sharers of the same Faith. In order therefore that the Bishops of Chalcedon might profess that they conspired in Faith with the Roman Pontiff, they named him Brother; meanwhile protesting his eminence in other ways: since, namely, they gave the first place to the pontifical Legates, and honored Leo I, then Pontiff, with most honorific titles, as is evident from Acts 1 and 2, where Aetius, Bishop of Nicopolis, calls the same St. Leo our Lord and most holy Pope:</w:t>
+            </w:r>
+            <w:r>
+              <w:t xml:space="preserve"> </w:t>
+            </w:r>
+            <w:r>
+              <w:rPr>
+                <w:iCs/>
+                <w:i/>
+              </w:rPr>
+              <w:t xml:space="preserve">since</w:t>
+            </w:r>
+            <w:r>
+              <w:t xml:space="preserve">, he says,</w:t>
+            </w:r>
+            <w:r>
+              <w:t xml:space="preserve"> </w:t>
+            </w:r>
+            <w:r>
+              <w:rPr>
+                <w:iCs/>
+                <w:i/>
+              </w:rPr>
+              <w:t xml:space="preserve">now the Epistle of our Lord and Most Holy Pope has been read</w:t>
+            </w:r>
+            <w:r>
+              <w:t xml:space="preserve"> </w:t>
+            </w:r>
+            <w:r>
+              <w:t xml:space="preserve">— as Bellarmine reports, ch. 31. To the second: the Fathers there assembled did not prohibit appeal to the Roman pontiff, as the Heretics falsely cite, but by suppliant letters deprecated the too-rigid mode of proceeding by armed soldiery, as Cardinal Baronius shows, and his Epitomator Spondanus, around the year of Christ 419. For the rest, that all the Bishops of the whole World who in Ecclesiastical judgments feel themselves aggrieved may appeal from Bishops and provincial synods, and take refuge with the Roman pontiff as with a Superior Judge, to whom all the remaining Bishops must be subject, and from whose sentence it is not lawful to appeal further, is most openly evident from canon 4 of the Council of Sardica, where it is decreed:</w:t>
+            </w:r>
+            <w:r>
+              <w:t xml:space="preserve"> </w:t>
+            </w:r>
+            <w:r>
+              <w:rPr>
+                <w:iCs/>
+                <w:i/>
+              </w:rPr>
+              <w:t xml:space="preserve">if any Bishop be deposed, and he appeal against this judgment of the Provincial Synod to the Pope, let no other be ordained as appointed in his place, unless the cause of the deposition shall have been determined and approved in the judgment of the Roman Bishop.</w:t>
+            </w:r>
+            <w:r>
+              <w:t xml:space="preserve"> </w:t>
+            </w:r>
+            <w:r>
+              <w:t xml:space="preserve">Wherefore it is a calumny of Calvin when he says that appeals were derided; nay, that they were received with honor, and were efficacious, Baronius shows (loc. cit.); and by his own example St. Athanasius teaches it — a man most Catholic, most holy, and most learned — who appealed from the Eastern Bishops to Julius the Roman Pontiff after the year of Christ 341, and by him was restored.</w:t>
+            </w:r>
+          </w:p>
+        </w:tc>
+      </w:tr>
+      <w:tr>
+        <w:tc>
+          <w:tcPr/>
+          <w:p>
+            <w:pPr>
+              <w:pStyle w:val="Compact"/>
+              <w:jc w:val="left"/>
+            </w:pPr>
+            <w:r>
+              <w:t xml:space="preserve">XXX. Quid ad hæc Amesius, Gerhardus, Molinæus, Heilbrunner, &amp; alii Sectarii? tria nequicquam tentant effugia.</w:t>
+            </w:r>
+            <w:r>
+              <w:t xml:space="preserve"> </w:t>
+            </w:r>
+            <w:r>
+              <w:rPr>
+                <w:iCs/>
+                <w:i/>
+              </w:rPr>
+              <w:t xml:space="preserve">Primum.</w:t>
+            </w:r>
+            <w:r>
+              <w:t xml:space="preserve"> </w:t>
+            </w:r>
+            <w:r>
+              <w:t xml:space="preserve">Appellationes Ecclesiasticas non esse ad jurisdictionem Superiorem, sed ad communem fraterni auxilii communicationem. Scil. ignoravit tota Antiquitas, quid sit Appellatio Ecclesiastica? profectò Athanasius Patriarcha Alexandrinus injustè ab Orientalibus damnatus apud Julium Papam non qualemcunque auxilii communicationem petiit, sed tanquam apud Superiorem Judicem justam defensionem requisivit.</w:t>
+            </w:r>
+            <w:r>
+              <w:t xml:space="preserve"> </w:t>
+            </w:r>
+            <w:r>
+              <w:rPr>
+                <w:iCs/>
+                <w:i/>
+              </w:rPr>
+              <w:t xml:space="preserve">Secundum.</w:t>
+            </w:r>
+            <w:r>
+              <w:t xml:space="preserve"> </w:t>
+            </w:r>
+            <w:r>
+              <w:t xml:space="preserve">Concilium Sardicense, teste Bellarmino, non esse ex integro approbatum. Trecenti Patres hujus Concilii confirmârunt Fidem Catholicam; unde ista Synodus dicitur pars vel appendix I. Nicæni Concilii: &amp; quidquid illi Patres statuerunt, fuit universim receptum: atque inter ista etiam jus appellandi ad Romanum Pontificem habetur approbatum. Præter prædictos Patres fuerunt quidem septuaginta sex alii Episcopi Orientales, qui fidem Arianam subscripserunt; sed contra reliquorum decreta nihil potuerunt.</w:t>
+            </w:r>
+            <w:r>
+              <w:t xml:space="preserve"> </w:t>
+            </w:r>
+            <w:r>
+              <w:rPr>
+                <w:iCs/>
+                <w:i/>
+              </w:rPr>
+              <w:t xml:space="preserve">Tertium.</w:t>
+            </w:r>
+            <w:r>
+              <w:t xml:space="preserve"> </w:t>
+            </w:r>
+            <w:r>
+              <w:t xml:space="preserve">Episcopi Orientales in Concilio Antiocheno restiterunt Julio Pontifici, quod Athanasium ad se fugientem, qui in Synodo Orientali fuerat damnatus, absolvisset, &amp; Sedi suæ restituisset, causantes, plus istum authoritatis usurpare, quàm debebat. Ergo ex hoc facto nihil probatur. Hoc effugio magis implicant se Adversarii. Nam inter illos Episcopos, qui Julio Papæ restiterunt, erant 36. Ariani, ut refert Baronius &amp; ex isto Spondanus ad an. Christi 341. num. 3. contra verò Athanasius, qui pro Julio stetit, vir erat, ut diximus, fide Catholicâ, sanctitate vitæ, &amp; doctrinæ excellentiâ præstantissimus. Huic ergo argumento:</w:t>
+            </w:r>
+            <w:r>
+              <w:t xml:space="preserve"> </w:t>
+            </w:r>
+            <w:r>
+              <w:rPr>
+                <w:iCs/>
+                <w:i/>
+              </w:rPr>
+              <w:t xml:space="preserve">Episcopi Orientales, qui magnâ ex parte erant Hæretici, restiterunt Papæ. Ergo non habebant illum pro Capite Ecclesiæ.</w:t>
+            </w:r>
+            <w:r>
+              <w:t xml:space="preserve"> </w:t>
+            </w:r>
+            <w:r>
+              <w:t xml:space="preserve">Huic, inquam, argumento nos opponimus istud alterum:</w:t>
+            </w:r>
+            <w:r>
+              <w:t xml:space="preserve"> </w:t>
+            </w:r>
+            <w:r>
+              <w:rPr>
+                <w:iCs/>
+                <w:i/>
+              </w:rPr>
+              <w:t xml:space="preserve">Athanasius vir Catholicissimus, integerrimus, &amp; doctissimus ab Episcopis Orientalibus appellavit ad Pontificem Romanum tanquam Superiorem Judicem. Ergo agnovit illum pro Judice Superiore.</w:t>
+            </w:r>
+            <w:r>
+              <w:t xml:space="preserve"> </w:t>
+            </w:r>
+            <w:r>
+              <w:t xml:space="preserve">Utra harum argumentationum præstat? Adversarii credunt Episcopis Hæreticis: Nos Patriarchæ Catholico, eique Sanctissimo juxta ac doctissimo adstipulamur. Nec silentio prætereundum, prædictos Episcopos Hæreticos postmodum errorem suum agnoscentes &amp; detestantes Romam venisse, &amp; supplices à Julio Papa veniam poposcisse, ut testatur ipsemet Athanasius in Apolog. contra Arianos, &amp; refert Spondanus ad ann. Christi 351. n. 7.</w:t>
+            </w:r>
+          </w:p>
+        </w:tc>
+        <w:tc>
+          <w:tcPr/>
+          <w:p>
+            <w:pPr>
+              <w:pStyle w:val="Compact"/>
+            </w:pPr>
+          </w:p>
+        </w:tc>
+        <w:tc>
+          <w:tcPr/>
+          <w:p>
+            <w:pPr>
+              <w:pStyle w:val="Compact"/>
+              <w:jc w:val="left"/>
+            </w:pPr>
+            <w:r>
+              <w:t xml:space="preserve">XXX. What do Amesius, Gerhard, du Moulin, Heilbrunner, and the other Sectarians say to these things? In vain they attempt three evasions.</w:t>
+            </w:r>
+            <w:r>
+              <w:t xml:space="preserve"> </w:t>
+            </w:r>
+            <w:r>
+              <w:rPr>
+                <w:iCs/>
+                <w:i/>
+              </w:rPr>
+              <w:t xml:space="preserve">First:</w:t>
+            </w:r>
+            <w:r>
+              <w:t xml:space="preserve"> </w:t>
+            </w:r>
+            <w:r>
+              <w:t xml:space="preserve">that Ecclesiastical Appeals are not to a Superior jurisdiction, but to a common communication of fraternal aid. Did all Antiquity, forsooth, not know what an Ecclesiastical Appeal is? Assuredly Athanasius, Patriarch of Alexandria, unjustly condemned by the Easterners, sought from Pope Julius no mere communication of aid of whatever sort, but required a just defense as before a Superior Judge.</w:t>
+            </w:r>
+            <w:r>
+              <w:t xml:space="preserve"> </w:t>
+            </w:r>
+            <w:r>
+              <w:rPr>
+                <w:iCs/>
+                <w:i/>
+              </w:rPr>
+              <w:t xml:space="preserve">Second:</w:t>
+            </w:r>
+            <w:r>
+              <w:t xml:space="preserve"> </w:t>
+            </w:r>
+            <w:r>
+              <w:t xml:space="preserve">that the Council of Sardica, on Bellarmine’s testimony, was not approved in its entirety. Three hundred Fathers of this Council confirmed the Catholic Faith; whence that Synod is called a part or appendix of the First Council of Nicaea: and whatever those Fathers determined was universally received — and among those things the right of appealing to the Roman Pontiff is held approved. Besides the aforesaid Fathers there were indeed seventy-six other Eastern Bishops who subscribed the Arian creed; but against the decrees of the rest they could do nothing.</w:t>
+            </w:r>
+            <w:r>
+              <w:t xml:space="preserve"> </w:t>
+            </w:r>
+            <w:r>
+              <w:rPr>
+                <w:iCs/>
+                <w:i/>
+              </w:rPr>
+              <w:t xml:space="preserve">Third:</w:t>
+            </w:r>
+            <w:r>
+              <w:t xml:space="preserve"> </w:t>
+            </w:r>
+            <w:r>
+              <w:t xml:space="preserve">the Eastern Bishops in the Council of Antioch resisted Pope Julius because he had absolved Athanasius, who had fled to him after being condemned in an Eastern Synod, and had restored him to his See — alleging that he usurped more authority than he ought. Therefore (they say) nothing is proved from this deed. By this evasion the Adversaries entangle themselves the more. For among those Bishops who resisted Pope Julius there were 36 Arians, as Baronius reports, and from him Spondanus, at the year of Christ 341, num. 3; whereas on the contrary Athanasius, who stood for Julius, was a man, as we have said, most outstanding in Catholic faith, in sanctity of life, and in excellence of doctrine. To this argument, then —</w:t>
+            </w:r>
+            <w:r>
+              <w:t xml:space="preserve"> </w:t>
+            </w:r>
+            <w:r>
+              <w:rPr>
+                <w:iCs/>
+                <w:i/>
+              </w:rPr>
+              <w:t xml:space="preserve">The Eastern Bishops, who in great part were Heretics, resisted the Pope: therefore they did not hold him for the Head of the Church</w:t>
+            </w:r>
+            <w:r>
+              <w:t xml:space="preserve"> </w:t>
+            </w:r>
+            <w:r>
+              <w:t xml:space="preserve">— to this argument, I say, we oppose this other:</w:t>
+            </w:r>
+            <w:r>
+              <w:t xml:space="preserve"> </w:t>
+            </w:r>
+            <w:r>
+              <w:rPr>
+                <w:iCs/>
+                <w:i/>
+              </w:rPr>
+              <w:t xml:space="preserve">Athanasius, a man most Catholic, most upright, and most learned, appealed from the Eastern Bishops to the Roman Pontiff as to a Superior Judge: therefore he acknowledged him for a Superior Judge.</w:t>
+            </w:r>
+            <w:r>
+              <w:t xml:space="preserve"> </w:t>
+            </w:r>
+            <w:r>
+              <w:t xml:space="preserve">Which of these two argumentations is the stronger? The Adversaries believe Heretical Bishops: we side with a Catholic Patriarch, one as most holy as he is most learned. Nor should it be passed over in silence that the aforesaid Heretical Bishops, afterwards acknowledging and detesting their error, came to Rome and as suppliants begged pardon of Pope Julius, as Athanasius himself testifies in the Apology against the Arians, and Spondanus reports at the year of Christ 351, n. 7.</w:t>
+            </w:r>
+          </w:p>
+        </w:tc>
+      </w:tr>
+      <w:tr>
+        <w:tc>
+          <w:tcPr/>
+          <w:p>
+            <w:pPr>
+              <w:pStyle w:val="Compact"/>
+              <w:jc w:val="left"/>
+            </w:pPr>
+            <w:r>
+              <w:t xml:space="preserve">XXXI. Ad 3. instantiam ex Patribus dicimus. Polycratem &amp; Irenæum nunquam denegâsse Victori Papæ potestatem excommunicandi Episcopos Asiæ, sed putaverunt, causam hujus excommunicationis ferendæ non fuisse sufficientem, ideòque se illi opposuerunt, ut bene notat Baronius ad ann. Christi 198. id, quod non derogat potestati &amp; jurisdictioni. Ad 4. S. Hieronymum non æquasse Episcopos Papæ, quatenùs est Pastor universalis, sed quatenùs est Episcopus Romanus; erravit tamen, si putavit discrimen Sacerdotum &amp; Episcoporum solo jure humano fuisse introductum, quæ opinio damnata est in Tridentino Sess. 23. c. 4. ut pluribus declarat Vasquez 3. part. Disp. 230. c. 1. Verùm ab errore eundem excusat Greg. de Valent. Tom. 4. Disp. 9. Q. 1. pun. 2. nos de hoc agemus suo loco. Ad 5. deniquè instantiam dicimus. Cypriani priora verba ab Hæreticis corrupta fuisse, qui fraudulenter assuerunt illa verba,</w:t>
+            </w:r>
+            <w:r>
+              <w:t xml:space="preserve"> </w:t>
+            </w:r>
+            <w:r>
+              <w:rPr>
+                <w:iCs/>
+                <w:i/>
+              </w:rPr>
+              <w:t xml:space="preserve">quàm Romani</w:t>
+            </w:r>
+            <w:r>
+              <w:t xml:space="preserve">; cum Auctor plus dicere non voluerit, nisi</w:t>
+            </w:r>
+            <w:r>
+              <w:t xml:space="preserve"> </w:t>
+            </w:r>
+            <w:r>
+              <w:rPr>
+                <w:iCs/>
+                <w:i/>
+              </w:rPr>
+              <w:t xml:space="preserve">authoritatem Episcoporum Africanorum non esse minorem, quam ut causas dijudicare valeant</w:t>
+            </w:r>
+            <w:r>
+              <w:t xml:space="preserve">: posteriora verba Cypriani in Concilio Carthaginensi III. prolata non esse curanda. Tum quia illud Concilium fuit illegitimum. Tum quia Cyprianus eo tempore versabatur in errore circa Sacramentum Baptismi, quasi ab Hæreticis validè administrari non posset, ideòque conversi denuò baptizandi forent. Quapropter à Stephano Papa oppositum ex Apostolica traditione tenente objurgatus ex ira &amp; concitatione Firmiliani Episcopi Cæsareæ Cappadociæ calidius æquo locutus est, &amp; peccavit, inquit S. Augustinus lib. 3. contra Donatist. cap. 18. quod non voluerit Stephano Papæ obedire. Sed hunc suum errorem postea correxit, &amp; effuso sanguine eluit, teste eodem Augustin. epist. 48. ad Vicentium. Videri etiam potest Bellarm. lib. 2. de Pontif. c. 25.</w:t>
+            </w:r>
+          </w:p>
+        </w:tc>
+        <w:tc>
+          <w:tcPr/>
+          <w:p>
+            <w:pPr>
+              <w:pStyle w:val="Compact"/>
+            </w:pPr>
+          </w:p>
+        </w:tc>
+        <w:tc>
+          <w:tcPr/>
+          <w:p>
+            <w:pPr>
+              <w:pStyle w:val="Compact"/>
+              <w:jc w:val="left"/>
+            </w:pPr>
+            <w:r>
+              <w:t xml:space="preserve">XXXI. To the third instance, from the Fathers, we say: Polycrates and Irenaeus never denied to Pope Victor the power of excommunicating the Bishops of Asia, but they thought the cause for inflicting this excommunication was not sufficient, and therefore opposed themselves to him, as Baronius well notes at the year of Christ 198 — which does not derogate from the power and jurisdiction. To the fourth: St. Jerome did not equate the Bishops with the Pope insofar as he is universal Pastor, but insofar as he is Bishop of Rome; yet he erred, if he thought the distinction of Priests and Bishops was introduced by human law alone — an opinion condemned in the Council of Trent, Sess. 23, c. 4, as Vázquez declares at length (3rd part, Disp. 230, c. 1). But Gregory of Valencia excuses him from error (Tom. 4, Disp. 9, Q. 1, pun. 2); we shall treat of this in its place. To the fifth instance, finally, we say: the earlier words of Cyprian were corrupted by the Heretics, who fraudulently sewed on those words,</w:t>
+            </w:r>
+            <w:r>
+              <w:t xml:space="preserve"> </w:t>
+            </w:r>
+            <w:r>
+              <w:rPr>
+                <w:iCs/>
+                <w:i/>
+              </w:rPr>
+              <w:t xml:space="preserve">than the Romans</w:t>
+            </w:r>
+            <w:r>
+              <w:t xml:space="preserve">; whereas the Author meant to say no more than that</w:t>
+            </w:r>
+            <w:r>
+              <w:t xml:space="preserve"> </w:t>
+            </w:r>
+            <w:r>
+              <w:rPr>
+                <w:iCs/>
+                <w:i/>
+              </w:rPr>
+              <w:t xml:space="preserve">the authority of the African Bishops is not too little for them to be able to judge causes</w:t>
+            </w:r>
+            <w:r>
+              <w:t xml:space="preserve">. The later words of Cyprian, uttered in the Third Council of Carthage, are not to be regarded: both because that Council was illegitimate; and because Cyprian at that time was engaged in error concerning the Sacrament of Baptism, as though it could not be validly administered by Heretics, and therefore converts would have to be baptized anew. Wherefore, being rebuked by Pope Stephen, who held the opposite from Apostolic tradition, out of anger and the instigation of Firmilian, Bishop of Caesarea in Cappadocia, he spoke more hotly than was just, and sinned, says St. Augustine (book 3 against the Donatists, ch. 18), in that he would not obey Pope Stephen. But this his error he afterwards corrected, and washed away with the shedding of his blood, on the witness of the same Augustine, epistle 48 to Vincentius. Bellarmine may also be consulted, book 2, On the Pontiff, ch. 25.</w:t>
+            </w:r>
+          </w:p>
+        </w:tc>
+      </w:tr>
+      <w:tr>
+        <w:tc>
+          <w:tcPr/>
+          <w:p>
+            <w:pPr>
+              <w:pStyle w:val="Compact"/>
+              <w:jc w:val="left"/>
+            </w:pPr>
+            <w:r>
+              <w:t xml:space="preserve">XXXII. Respon. 3.</w:t>
+            </w:r>
+            <w:r>
+              <w:t xml:space="preserve"> </w:t>
+            </w:r>
+            <w:r>
+              <w:rPr>
+                <w:iCs/>
+                <w:i/>
+              </w:rPr>
+              <w:t xml:space="preserve">ad argumentum, ex vita &amp; moribus Summorum Pontificum arreptum</w:t>
+            </w:r>
+            <w:r>
+              <w:t xml:space="preserve">, quemadmodum tam Christiani universim, quàm speciatim non pauci piissimi Imperatores aliique Principes indigna quædam judicia à Tacito, Luciano, Zosimo, Rutilio, Eunapio &amp; aliis Ethnicis Scriptoribus ferre debent, ita etiam de Summis Pontificibus scandalosa multa fuerunt scripta, cum inter istos &amp; Germanicos Imperatores graves ac longæ essent controversiæ, ipsèque populus Christianus in duas ferè partes se divideret, quarum una Ecclesiæ Romanæ, altera Cæsaribus adhæsêre. Unde adhærentes Imperatoribus vitam moresque Paparum variis proscindere calumniis laborârunt, quales nominatim fuerunt Aventinus, Balæus, Benno Pseudo-Cardinalis, Wierus, Thummius, &amp; forsan etiam Platina, Sigebertus &amp; alii Cæsereæ Dignitatis ad vitium usque studiosi. In specie loquendo.</w:t>
+            </w:r>
+          </w:p>
+        </w:tc>
+        <w:tc>
+          <w:tcPr/>
+          <w:p>
+            <w:pPr>
+              <w:pStyle w:val="Compact"/>
+            </w:pPr>
+          </w:p>
+        </w:tc>
+        <w:tc>
+          <w:tcPr/>
+          <w:p>
+            <w:pPr>
+              <w:pStyle w:val="Compact"/>
+              <w:jc w:val="left"/>
+            </w:pPr>
+            <w:r>
+              <w:t xml:space="preserve">XXXII. We reply, 3,</w:t>
+            </w:r>
+            <w:r>
+              <w:t xml:space="preserve"> </w:t>
+            </w:r>
+            <w:r>
+              <w:rPr>
+                <w:iCs/>
+                <w:i/>
+              </w:rPr>
+              <w:t xml:space="preserve">to the argument snatched from the life and morals of the Supreme Pontiffs</w:t>
+            </w:r>
+            <w:r>
+              <w:t xml:space="preserve">: just as both Christians universally, and in particular not a few most pious Emperors and other Princes, must bear certain unworthy judgments from Tacitus, Lucian, Zosimus, Rutilius, Eunapius, and other Pagan Writers, so also concerning the Supreme Pontiffs many scandalous things were written, since between them and the Germanic Emperors there were grave and long controversies, and the Christian people itself was divided into almost two parties, of which the one adhered to the Roman Church, the other to the Caesars. Whence those adhering to the Emperors labored to tear the life and morals of the Popes with various calumnies — such, by name, were Aventinus, Bale, Benno the Pseudo-Cardinal, Wier, Thummius, and perhaps also Platina, Sigebert, and others zealous for the Caesarean Dignity even to a fault. To speak in detail:</w:t>
+            </w:r>
+          </w:p>
+        </w:tc>
+      </w:tr>
+      <w:tr>
+        <w:tc>
+          <w:tcPr/>
+          <w:p>
+            <w:pPr>
+              <w:pStyle w:val="Compact"/>
+              <w:jc w:val="left"/>
+            </w:pPr>
+            <w:r>
+              <w:t xml:space="preserve">XXXIII. Sylvester II. immeritò Magiæ incusatur, ut demonstrat Onuphrius Panvinius in addit. ad Platinam. Et Cardinalis Baronius A. C. 999. ex Ditmaro lib. 6. Helgaldo in vita Roberti Regis Francorum, Glabro, Lamberto, Hermanno, Mariano Scoto, qui omnes circa annum Christi 1000. viventes Sylvestrum II. tum ob doctrinam laudant, tum in suis chronologiis tanquam verum Papam post Gregorium V. collocant, nullâ magiæ diabolicæ mentione factâ. Unde Sigebertus cæterique tempore longè posteriores fidem hac in re non merentur. Christophorus Lehman in Chron. Spirensi lib. 4. cap. 15. Sylvestrum II. adjungit Testibus Veritatis, asserens ex Theodorico de Niem, illum ob eximiam eruditionem à Romanis odio habitum, dictumque fuisse, quod Magus esset. Taceo Sebastianum Franck Lutheranum, qui relationem istam de Sylvestro pro fabula habet, cui consentit Kranzius lib. 5. metrop. fol. 298. D. Antoninus bonâ fide procedens, re nondum expensâ à Bennone &amp; Martino Polono seduci se permisit.</w:t>
+            </w:r>
+          </w:p>
+        </w:tc>
+        <w:tc>
+          <w:tcPr/>
+          <w:p>
+            <w:pPr>
+              <w:pStyle w:val="Compact"/>
+            </w:pPr>
+          </w:p>
+        </w:tc>
+        <w:tc>
+          <w:tcPr/>
+          <w:p>
+            <w:pPr>
+              <w:pStyle w:val="Compact"/>
+              <w:jc w:val="left"/>
+            </w:pPr>
+            <w:r>
+              <w:t xml:space="preserve">XXXIII. Sylvester II is undeservedly accused of Magic, as Onuphrius Panvinius demonstrates in the additions to Platina; and Cardinal Baronius, A.D. 999, from Dithmar (book 6), from Helgald in the life of Robert King of the Franks, from Glaber, Lambert, Hermann, Marianus Scotus — who, all living around the year of Christ 1000, both praise Sylvester II for his learning and place him in their chronologies as true Pope after Gregory V, no mention being made of diabolical magic. Whence Sigebert and the rest, far later in time, deserve no credence in this matter. Christoph Lehmann, in the Chronicle of Speyer (book 4, ch. 15), joins Sylvester II to the Witnesses of the Truth, asserting from Theodoric of Niem that he was held in hatred by the Romans on account of his exceptional erudition, and that it was said that he was a Magician. I pass over Sebastian Franck, a Lutheran, who holds that tale about Sylvester for a fable, with whom Krantz agrees (book 5, metrop., fol. 298). St. Antoninus, proceeding in good faith, the matter not yet weighed, let himself be led astray by Benno and Martin of Poland.</w:t>
+            </w:r>
+          </w:p>
+        </w:tc>
+      </w:tr>
+      <w:tr>
+        <w:tc>
+          <w:tcPr/>
+          <w:p>
+            <w:pPr>
+              <w:pStyle w:val="Compact"/>
+              <w:jc w:val="left"/>
+            </w:pPr>
+            <w:r>
+              <w:t xml:space="preserve">XXXIV. Quindecim Summos Pontifices à Sylvestro II. usque ad Gregorium VII. quos omnes magiæ hæretici arguunt, præclarè defenderunt Caspar Lechner in Thummio Prædicante, &amp; Laurentius Forer in Manuali Lutherano Part. 3. cap. 2. præcipuè verò in castigatione Apologiæ Thummianæ à cap. 2. usque ad 7. ubi miseram Thummii Apologiam luculenter ad nihilum redigit, &amp; Naucleri allegationem contra hos 15. Papas longè falsissimam ostendit. Odio turgens Cardinalis Benno contra Romanos Pontifices, item Calvinista Balæus non sunt testes idonei, sicuti Forerus loc. cit. peculiariter ostendit.</w:t>
+            </w:r>
+          </w:p>
+        </w:tc>
+        <w:tc>
+          <w:tcPr/>
+          <w:p>
+            <w:pPr>
+              <w:pStyle w:val="Compact"/>
+            </w:pPr>
+          </w:p>
+        </w:tc>
+        <w:tc>
+          <w:tcPr/>
+          <w:p>
+            <w:pPr>
+              <w:pStyle w:val="Compact"/>
+              <w:jc w:val="left"/>
+            </w:pPr>
+            <w:r>
+              <w:t xml:space="preserve">XXXIV. The fifteen Supreme Pontiffs from Sylvester II to Gregory VII, all of whom the heretics accuse of magic, were splendidly defended by Caspar Lechner in the</w:t>
+            </w:r>
+            <w:r>
+              <w:t xml:space="preserve"> </w:t>
+            </w:r>
+            <w:r>
+              <w:t xml:space="preserve">“</w:t>
+            </w:r>
+            <w:r>
+              <w:t xml:space="preserve">Thummius Preaching,</w:t>
+            </w:r>
+            <w:r>
+              <w:t xml:space="preserve">”</w:t>
+            </w:r>
+            <w:r>
+              <w:t xml:space="preserve"> </w:t>
+            </w:r>
+            <w:r>
+              <w:t xml:space="preserve">and by Laurence Forer in the Lutheran Manual, Part 3, ch. 2 — but especially in the castigation of Thummius’s Apology, from ch. 2 to 7, where he luminously reduces Thummius’s wretched Apology to nothing, and shows Nauclerus’s allegation against these 15 Popes to be utterly false. Cardinal Benno, swollen with hatred against the Roman Pontiffs, and likewise the Calvinist Bale, are not suitable witnesses, as Forer particularly shows, loc. cit.</w:t>
+            </w:r>
+          </w:p>
+        </w:tc>
+      </w:tr>
+      <w:tr>
+        <w:tc>
+          <w:tcPr/>
+          <w:p>
+            <w:pPr>
+              <w:pStyle w:val="Compact"/>
+              <w:jc w:val="left"/>
+            </w:pPr>
+            <w:r>
+              <w:t xml:space="preserve">XXXV. Formosum I. scribit Baronius A. C. 891. laudatissimum Papam extitisse tum religione tum morum integritate atque doctrinâ, idque ex testimonio Luitprandi, Anastasii Bibliothecarii, &amp; Hincmari Rhemensis Archiepiscopi. Et quamvis A. C. 892. Widonem, &amp; sequenti anno ejus Filium Lambertum: anno autem 896. Arnulphum Romanos Imperatores coronaverit, id tamen prædicti Authores vitio non vertunt, nec idcirco eum reprehendunt, cum non nisi ex gravibus &amp; justis causis illud fecerit. Bonifacius VI. inter Papas numerari non debet, sicuti etiam Baronius A. C. 897. eundem arcet. Sergium III. &amp; hujus Filium illegitimum Joan. XI. item Joannem XII. &amp; hujuscemodi sceleratos Pontifices non excusamus, attamen affirmamus, eos Dignitati &amp; Potestati Sedis Apostolicæ tam parùm præjudicare potuisse, quàm impius Alcimus, Annas, Caiphas &amp; hujusmodi Judæorum Summi Pontifices Cathedræ Moysis præjudicaverint: item quàm parùm Officium, potestatem &amp; authoritatem imminuerint scelera multa, quæ non pauci ex Regibus &amp; Principibus perpetrârunt, concesso ipsis regno &amp; principatu abuti. Hisce flagitiosis Papis minimè est annumerandus Gregorius VII. qui Pontifex fuit Apostolicæ vitæ &amp; Zeli pro DEO &amp; Ecclesia, qui etiam inter tot ac tanta negotia adeò contemplatione excelluit, ut &amp; mentis extasim sæpe pateretur, &amp; cælestibus revelationibus non rarò visitaretur, ut de ipso scribit Baronius ad annum Christi 1073. Et quamvis detestabiles ejus inimici turpem illi notam inurere machinarentur, statim tamen iste rumor ob viri Sanctitatem &amp; innocentiam ubique notam evanuit, ut tradit idem Author ad Annum Christi 1074.</w:t>
+            </w:r>
+          </w:p>
+        </w:tc>
+        <w:tc>
+          <w:tcPr/>
+          <w:p>
+            <w:pPr>
+              <w:pStyle w:val="Compact"/>
+            </w:pPr>
+          </w:p>
+        </w:tc>
+        <w:tc>
+          <w:tcPr/>
+          <w:p>
+            <w:pPr>
+              <w:pStyle w:val="Compact"/>
+              <w:jc w:val="left"/>
+            </w:pPr>
+            <w:r>
+              <w:t xml:space="preserve">XXXV. Of Formosus I, Baronius writes (A.D. 891) that he stood forth as a most praised Pope both in religion and in integrity of morals and in doctrine — and that on the testimony of Liutprand, Anastasius the Librarian, and Hincmar, Archbishop of Reims. And although in A.D. 892 he crowned Wido, and the following year his Son Lambert, and in the year 896 Arnulf, as Roman Emperors, the aforesaid Authors do not turn this to his fault, nor do they on that account reprehend him, since he did it only from grave and just causes. Boniface VI ought not to be numbered among the Popes, as Baronius too (A.D. 897) excludes him. Sergius III, and his illegitimate Son John XI, likewise John XII, and criminal Pontiffs of this sort we do not excuse; yet we affirm that they could as little prejudice the Dignity and Power of the Apostolic See as the impious Alcimus, Annas, Caiphas, and Jewish High Priests of that sort prejudiced the Chair of Moses; likewise, that many crimes which not a few Kings and Princes have perpetrated — abusing the kingdom and principate granted them — have as little diminished the Office, power, and authority. Among these flagitious Popes Gregory VII is by no means to be numbered, who was a Pontiff of Apostolic life and of Zeal for GOD and the Church, and who, even amid so many and such great affairs, so excelled in contemplation that he often suffered ecstasy of mind and was not rarely visited with heavenly revelations, as Baronius writes of him at the year of Christ 1073. And although his detestable enemies schemed to brand him with a shameful mark, that rumor immediately vanished, because of the man’s Sanctity and his innocence known everywhere, as the same Author relates at the Year of Christ 1074.</w:t>
+            </w:r>
+          </w:p>
+        </w:tc>
+      </w:tr>
+      <w:tr>
+        <w:tc>
+          <w:tcPr/>
+          <w:p>
+            <w:pPr>
+              <w:pStyle w:val="Compact"/>
+              <w:jc w:val="left"/>
+            </w:pPr>
+            <w:r>
+              <w:t xml:space="preserve">XXXVI. Genebrardus Adversariis non patrocinatur. Nam 1. de quindecim Papis, qui fuerint Magi, nullam penitus facit mentionem; imò apertè A. C. 1002. fabulosa censet omnia quæ de Sylvestri II. magia, morte, diaboli percussione sparguntur, addens ex Blondo dec. 2. lib. 3. quod nullus Scriptorum affirmare dubitet, Sylvestrum II. litteris moribusque ornatissimum fuisse. 2. aliqui ex dictis Pontificibus primùm post Leonem IX. vixêre, qui vi verborum Genebrardi antiquam Pontificum integritatem in Sedem Apostolicam revocavit, nempe Victor II. Stephanus X. Nicolaus II. Alexander II. omnes à Genebrardo laudatissimi Papæ. Ubi ergo sunt 15. magi usque ad Gregorium VII? 3. quod attinet ad Papas per 150. tantoperè infamatos ipse Genebrardus aliquos excipit, nimirum Martinum II. Agapetum II. Joannem XVII. Sergium IV. Gregorium VI. Adhæc 14. Papæ inter illos brevissimo tempore rexerunt Ecclesiam, scil. per paucos solùm dies vel menses, aut vix medium annum, quorum vita mala eò minùs est exaggeranda, quò extitit brevior. 4. Causa hujus mali non erat penes Sedem Apostolicam, sed aliunde proveniebat:</w:t>
+            </w:r>
+            <w:r>
+              <w:t xml:space="preserve"> </w:t>
+            </w:r>
+            <w:r>
+              <w:rPr>
+                <w:iCs/>
+                <w:i/>
+              </w:rPr>
+              <w:t xml:space="preserve">tanti sceleris</w:t>
+            </w:r>
+            <w:r>
+              <w:t xml:space="preserve">, inquit Genebrardus,</w:t>
+            </w:r>
+            <w:r>
+              <w:t xml:space="preserve"> </w:t>
+            </w:r>
+            <w:r>
+              <w:rPr>
+                <w:iCs/>
+                <w:i/>
+              </w:rPr>
+              <w:t xml:space="preserve">rei sunt Germani Imperatores, qui ita premebant Ecclesiam, ut sublatis Canonicis electionibus pro libidine &amp; sæpius pecunia &amp; pactis summos darent Pontifices, &amp; recusaret electus Pontificatum suscipere, priusquam ab illis confirmaretur. Aliqui etiam vi aut largitione Sedem occupabant.</w:t>
+            </w:r>
+            <w:r>
+              <w:t xml:space="preserve"> </w:t>
+            </w:r>
+            <w:r>
+              <w:t xml:space="preserve">5. Dato, non concesso, quod prædicti Papæ non tantùm scelerati, sed etiam magi fuerint, id tamen publicè notum non fuit, nec unquam aliquid hujusmodi Ecclesiæ publicè exhibuerunt, aut in Sede Petri docuerunt.</w:t>
+            </w:r>
+          </w:p>
+        </w:tc>
+        <w:tc>
+          <w:tcPr/>
+          <w:p>
+            <w:pPr>
+              <w:pStyle w:val="Compact"/>
+            </w:pPr>
+          </w:p>
+        </w:tc>
+        <w:tc>
+          <w:tcPr/>
+          <w:p>
+            <w:pPr>
+              <w:pStyle w:val="Compact"/>
+              <w:jc w:val="left"/>
+            </w:pPr>
+            <w:r>
+              <w:t xml:space="preserve">XXXVI. Genebrard gives no patronage to the Adversaries. For, 1, of the fifteen Popes who were supposed Magicians he makes no mention at all; nay, openly, at A.D. 1002, he judges fabulous everything that is spread about concerning Sylvester II’s magic, his death, his being struck by the devil, adding from Blondus (dec. 2, book 3) that no Writer hesitates to affirm that Sylvester II was most adorned in letters and morals. 2. Some of the said Pontiffs lived only after Leo IX — who, by the force of Genebrard’s own words, recalled the ancient integrity of the Pontiffs to the Apostolic See — namely Victor II, Stephen X, Nicholas II, Alexander II, all Popes most praised by Genebrard. Where then are the 15 magicians down to Gregory VII? 3. As to the Popes so greatly defamed through the 150 years, Genebrard himself excepts some, namely Martin II, Agapetus II, John XVII, Sergius IV, Gregory VI. Moreover, 14 Popes among them ruled the Church for the briefest time — namely for only a very few days or months, or scarcely half a year — whose evil life is the less to be exaggerated, the shorter it was. 4. The cause of this evil did not lie with the Apostolic See, but came from elsewhere:</w:t>
+            </w:r>
+            <w:r>
+              <w:t xml:space="preserve"> </w:t>
+            </w:r>
+            <w:r>
+              <w:rPr>
+                <w:iCs/>
+                <w:i/>
+              </w:rPr>
+              <w:t xml:space="preserve">of so great a crime</w:t>
+            </w:r>
+            <w:r>
+              <w:t xml:space="preserve">, says Genebrard,</w:t>
+            </w:r>
+            <w:r>
+              <w:t xml:space="preserve"> </w:t>
+            </w:r>
+            <w:r>
+              <w:rPr>
+                <w:iCs/>
+                <w:i/>
+              </w:rPr>
+              <w:t xml:space="preserve">the guilty are the Germanic Emperors, who so pressed upon the Church that, Canonical elections being abolished, they gave supreme Pontiffs at their pleasure, and rather often for money and by pacts, and the one elected refused to take up the Pontificate before he was confirmed by them. Some also occupied the See by force or by bribery.</w:t>
+            </w:r>
+            <w:r>
+              <w:t xml:space="preserve"> </w:t>
+            </w:r>
+            <w:r>
+              <w:t xml:space="preserve">5. Granted, not conceded, that the aforesaid Popes were not only criminals but even magicians, this nevertheless was not publicly known, nor did they ever publicly exhibit anything of the sort to the Church, or teach it in the See of Peter.</w:t>
+            </w:r>
+          </w:p>
+        </w:tc>
+      </w:tr>
+      <w:tr>
+        <w:tc>
+          <w:tcPr/>
+          <w:p>
+            <w:pPr>
+              <w:pStyle w:val="Compact"/>
+              <w:jc w:val="left"/>
+            </w:pPr>
+            <w:r>
+              <w:t xml:space="preserve">XXXVII. Ex intrusis aut Simoniacè ingressis Pontificibus quidam fuerunt repulsi: aliqui autem subinde retenti ex consensu Cleri, &amp; veluti legitimi Pontifices postea consuetis ritibus electi, atque ab Ecclesia acceptati; eò quod satius videretur, illos tolerari, retineriquè, quàm Ecclesiam tristi schismate conscindi, ut supra jam diximus. An ex summis Pontificibus aliqui in hæresim fuerint aliquando lapsi, &amp; formales hæretici extiterint, in sequenti Controversia videbimus, &amp; infra etiam fabulam illam stolidam de Joanne Papissa, cui nullus vir sapiens fidem habet, ex instituto refutabimus. Solùm nunc addendum, quando Genebrardus Papas flagitiosos vocat apotacticos &amp; Apostaticos, illum non loqui de fide, quasi à Fide Catholica apostataverint: Sed solum de moribus, cum à vita &amp; virtutibus Apostolicis discesserint.</w:t>
+            </w:r>
+          </w:p>
+        </w:tc>
+        <w:tc>
+          <w:tcPr/>
+          <w:p>
+            <w:pPr>
+              <w:pStyle w:val="Compact"/>
+            </w:pPr>
+          </w:p>
+        </w:tc>
+        <w:tc>
+          <w:tcPr/>
+          <w:p>
+            <w:pPr>
+              <w:pStyle w:val="Compact"/>
+              <w:jc w:val="left"/>
+            </w:pPr>
+            <w:r>
+              <w:t xml:space="preserve">XXXVII. Of the Pontiffs intruded, or entered by Simony, some were driven off; others however were subsequently retained by the consent of the Clergy, and afterwards elected as legitimate Pontiffs with the customary rites, and accepted by the Church; because it seemed preferable that they be tolerated and retained than that the Church be torn asunder by a sorrowful schism, as we have already said above. Whether some of the supreme Pontiffs have at some time lapsed into heresy and stood forth as formal heretics, we shall see in the following Controversy; and below we shall also refute, ex professo, that stupid fable of Pope Joan, to which no wise man gives credence. Only this is now to be added: when Genebrard calls the flagitious Popes apotactici and Apostatics, he is not speaking of faith, as though they had apostatized from the Catholic Faith, but only of morals, since they departed from the Apostolic life and virtues.</w:t>
+            </w:r>
+          </w:p>
+        </w:tc>
+      </w:tr>
+      <w:tr>
+        <w:tc>
+          <w:tcPr/>
+          <w:p>
+            <w:pPr>
+              <w:pStyle w:val="Compact"/>
+              <w:jc w:val="left"/>
+            </w:pPr>
+            <w:r>
+              <w:t xml:space="preserve">XXXVIII. Respond. 4.</w:t>
+            </w:r>
+            <w:r>
+              <w:t xml:space="preserve"> </w:t>
+            </w:r>
+            <w:r>
+              <w:rPr>
+                <w:iCs/>
+                <w:i/>
+              </w:rPr>
+              <w:t xml:space="preserve">ad argumentum ex ridiculis, ut ajunt hæretici, rationibus deductum pro Primatu Pontificio.</w:t>
+            </w:r>
+            <w:r>
+              <w:t xml:space="preserve"> </w:t>
+            </w:r>
+            <w:r>
+              <w:t xml:space="preserve">1. quoad Historiam. Negamus cum Bellarmino aliisque Catholicis Doctoribus, allegationem Nicæni Concilii fuisse fictitiam, quantumvis Episcopi Africani citatum canonem in suis exemplaribus reperire non potuerint, quia habebant corruptos ab Arianis &amp; Donatistis hæreticis codices, ut ostendit Card. Baronius A. C. 347. &amp; 419. Potuit etiam nomine Concilii Nicæni intelligi Sardicense, quod tanquam appendix Concilii Nicæni habebatur, quia huic iidem Episcopi interfuêre; in Concilio autem Sardicensi expressè habetur ille canon à Pontifice allegatus, ut ibidem ostendit Baronius. Videri etiam potest summa Conciliorum per Barthol. Carranzam collecta, ubi ad finem adjiciuntur canones Concilii Nicæni nuper reperti. 2. quoad Concilium Florentinum &amp; Eugenium IV. Papam. Quis non credat, quod quotidiana experientia docet, ægros tremulis manibus scribere etiam posse? Immeritò igitur prolatio litterarum Patriarchæ Constantinopolitani jam Florentiæ defuncti in fraudis suspicionem vocatur; cùm præsertim multi Græci adfuerint, quibus nota erat manus Patriarchæ, nec tamen contra Epistolam replicarint; certè Pontifex nullam habuit causam fingendi litteras, cum Concilium jam prius stetisset pro Primatu Romani Pontificis. Litteræ citatæ Josephi Patriarchæ Constantinopolitani videri possunt in eadem summa Carranzæ fol. mihi 455. 3. quoad loca Sacræ Scripturæ. Pontifices hæc adducere voluerunt non in litterali, sed allegorico sensu, nec tanquam suæ causæ fundamenta, sed ornamenta &amp; flosculos. Nominatim Anacletus nullo modo insinuavit, quod nomen Cephas à Græco κεφαλή derivetur, sed quod in re idem significet metaphora Petræ &amp; Capitis, quidquid dicat Glossator. Bonifacio etiam aperta fit injuria, quasi ex primis verbis Genes.</w:t>
+            </w:r>
+            <w:r>
+              <w:t xml:space="preserve"> </w:t>
+            </w:r>
+            <w:r>
+              <w:rPr>
+                <w:iCs/>
+                <w:i/>
+              </w:rPr>
+              <w:t xml:space="preserve">in principio creavit DEUS cælum &amp; terram, &amp;c.</w:t>
+            </w:r>
+            <w:r>
+              <w:t xml:space="preserve"> </w:t>
+            </w:r>
+            <w:r>
+              <w:t xml:space="preserve">voluerit evincere Pontificem esse Caput totius mundi; ex textu enim totius Epistolæ apparet, longè aliam mentem ipsius fuisse; nam cum ex Unitate DEI intulisset, unicum esse DEI Vicarium, sibimet objecit, Manichæos ponere duos DEOS creatores mundi, quibus opponit cit. verba Genes. quod non in principiis, sed in principio, id est, ab uno principio sit mundus creatus. Ecce igitur quam iniquè hæretici calumnientur ipsos Pontifices, dum ajunt, illos falsis &amp; absurdis argumentis suam probasse potestatem. Nihil falsi, nihil ridiculi ostendunt: Sectarii sese solùm ex mendaciis &amp; injuriis compositos esse demonstrant.</w:t>
+            </w:r>
+          </w:p>
+        </w:tc>
+        <w:tc>
+          <w:tcPr/>
+          <w:p>
+            <w:pPr>
+              <w:pStyle w:val="Compact"/>
+            </w:pPr>
+          </w:p>
+        </w:tc>
+        <w:tc>
+          <w:tcPr/>
+          <w:p>
+            <w:pPr>
+              <w:pStyle w:val="Compact"/>
+              <w:jc w:val="left"/>
+            </w:pPr>
+            <w:r>
+              <w:t xml:space="preserve">XXXVIII. We reply, 4,</w:t>
+            </w:r>
+            <w:r>
+              <w:t xml:space="preserve"> </w:t>
+            </w:r>
+            <w:r>
+              <w:rPr>
+                <w:iCs/>
+                <w:i/>
+              </w:rPr>
+              <w:t xml:space="preserve">to the argument deduced from the — as the heretics say — ridiculous reasons for the Pontifical Primacy.</w:t>
+            </w:r>
+            <w:r>
+              <w:t xml:space="preserve"> </w:t>
+            </w:r>
+            <w:r>
+              <w:t xml:space="preserve">1. As to the History: We deny, with Bellarmine and other Catholic Doctors, that the allegation of the Nicene Council was fictitious, however much the African Bishops could not find the cited canon in their exemplars — because they had codices corrupted by the Arian and Donatist heretics, as Cardinal Baronius shows, A.D. 347 and 419. Also, by the name of the Nicene Council could be understood that of Sardica, which was held as an appendix of the Nicene Council because the same Bishops took part in it; and in the Council of Sardica that canon alleged by the Pontiff is expressly found, as Baronius shows in the same place. There may also be seen the summa of the Councils collected by Bartholomew Carranza, where at the end are added the canons of the Council of Nicaea recently discovered. 2. As to the Council of Florence and Pope Eugene IV: Who would not believe — what daily experience teaches — that the sick can write even with trembling hands? Undeservedly, therefore, is the production of the letters of the Patriarch of Constantinople, already deceased at Florence, called into suspicion of fraud; especially since many Greeks were present to whom the Patriarch’s hand was known, and yet they made no reply against the Epistle; certainly the Pontiff had no motive for forging letters, since the Council had already before stood for the Primacy of the Roman Pontiff. The cited letters of the Patriarch Joseph may be seen in the same summa of Carranza, fol. (in my copy) 455. 3. As to the passages of Holy Scripture: the Pontiffs wished to adduce these not in the literal but in the allegorical sense, and not as the foundations of their cause, but as ornaments and posies. In particular, Anacletus in no way insinuated that the name Cephas derives from the Greek κεφαλή, but that in reality the metaphor of the Rock and of the Head signify the same thing, whatever the Glossator may say. To Boniface likewise open injury is done, as though from the first words of Genesis —</w:t>
+            </w:r>
+            <w:r>
+              <w:t xml:space="preserve"> </w:t>
+            </w:r>
+            <w:r>
+              <w:rPr>
+                <w:iCs/>
+                <w:i/>
+              </w:rPr>
+              <w:t xml:space="preserve">in the beginning GOD created heaven and earth, etc.</w:t>
+            </w:r>
+            <w:r>
+              <w:t xml:space="preserve"> </w:t>
+            </w:r>
+            <w:r>
+              <w:t xml:space="preserve">— he had wished to establish that the Pontiff is the Head of the whole world; for from the text of the whole Epistle it appears that his mind was far different: for when, from the Unity of GOD, he had inferred that there is one single Vicar of GOD, he objected to himself that the Manichaeans posit two GODS, creators of the world, against whom he opposes the cited words of Genesis: that the world was created not in beginnings, but in the beginning, that is, from one beginning. See then how iniquitously the heretics calumniate the Pontiffs themselves when they say that they proved their power by false and absurd arguments. Nothing false, nothing ridiculous do they exhibit: the Sectarians only demonstrate that they themselves are composed of lies and insults.</w:t>
             </w:r>
           </w:p>
         </w:tc>
@@ -1562,27 +3757,77 @@
               <w:jc w:val="left"/>
             </w:pPr>
             <w:r>
-              <w:t xml:space="preserve">[…]</w:t>
-            </w:r>
-          </w:p>
-        </w:tc>
-        <w:tc>
-          <w:tcPr/>
-          <w:p>
-            <w:pPr>
-              <w:pStyle w:val="Compact"/>
-            </w:pPr>
-          </w:p>
-        </w:tc>
-        <w:tc>
-          <w:tcPr/>
-          <w:p>
-            <w:pPr>
-              <w:pStyle w:val="Compact"/>
-              <w:jc w:val="left"/>
-            </w:pPr>
-            <w:r>
-              <w:t xml:space="preserve">[…]</w:t>
+              <w:t xml:space="preserve">XLIV. Respond. 3. argumentum Gerhardi retorsum, quàm responsum mereri. Nam 1. falsum est, eum non esse in Ecclesia, de quo rationabiliter dubitari potest, num sit in Ecclesia; quia solius Fidei defectus, non aliorum dubitatio excludit ex Ecclesia. 2. falsum est, de quolibet ita rationabiliter dubitari posse, an sit in Ecclesia; quia hæc est mera hæreticorum Calumnia. 3. falsum est, illum non esse legitimum Papam, de quo rationabiliter dubitari potest, an sit in Ecclesia; quia aliorum sola dubitatio non exuit Papam ex possessione legitimi sui Pontificatus. 4. falsum est, ullum Papam reipsâ fuisse hæreticum; quia hoc non probatur, sed merè ponitur à Sectariis. 5. falsum est, cap. cum aliquis cit. dicere, eum non esse in Ecclesia, aut de illo certò (moraliter) sciri non posse, quod sit in Ecclesia, de cujus interiore sanctitate non constat; quia moralis certitudo de aliquo haberi potest, quod habeat fidem, non autem, quod habeat gratiam. 6. falsum est, Papam hæreticum (dando, non concedendo hunc casum) non posse esse Caput Ecclesiæ; quia ut aliquis sit præcisè Caput (metaphoricè sumptum) Ecclesiæ, non necessariò requiritur Fides, ut patet in Christo, qui fuit Caput Ecclesiæ, &amp; tamen non habuit fidem. Ecce unicum argumentum hæretici Magistri tot scatens falsitatibus!</w:t>
+            </w:r>
+          </w:p>
+        </w:tc>
+        <w:tc>
+          <w:tcPr/>
+          <w:p>
+            <w:pPr>
+              <w:pStyle w:val="Compact"/>
+            </w:pPr>
+          </w:p>
+        </w:tc>
+        <w:tc>
+          <w:tcPr/>
+          <w:p>
+            <w:pPr>
+              <w:pStyle w:val="Compact"/>
+              <w:jc w:val="left"/>
+            </w:pPr>
+            <w:r>
+              <w:t xml:space="preserve">XLIV. Response 3: Gerhard’s argument deserves to be retorted rather than answered. For, 1, it is false that he is not in the Church, of whom it can reasonably be doubted whether he is in the Church; because it is the defect of Faith alone, not the doubting of others, that excludes from the Church. 2. It is false that of anyone whatever it can thus reasonably be doubted whether he is in the Church; for this is mere Calumny of the heretics. 3. It is false that he is not the legitimate Pope, of whom it can reasonably be doubted whether he is in the Church; because the mere doubt of others does not strip the Pope from the possession of his legitimate Pontificate. 4. It is false that any Pope has in fact been a heretic; for this is not proved, but merely posited by the Sectarians. 5. It is false that the cited chapter</w:t>
+            </w:r>
+            <w:r>
+              <w:t xml:space="preserve"> </w:t>
+            </w:r>
+            <w:r>
+              <w:rPr>
+                <w:iCs/>
+                <w:i/>
+              </w:rPr>
+              <w:t xml:space="preserve">cum aliquis</w:t>
+            </w:r>
+            <w:r>
+              <w:t xml:space="preserve"> </w:t>
+            </w:r>
+            <w:r>
+              <w:t xml:space="preserve">says that a man is not in the Church, or that it cannot be known with (moral) certainty that he is in the Church, of whose interior sanctity there is no assurance; for moral certitude can be had about someone that he has faith, though not that he has grace. 6. It is false that a heretical Pope (granting, not conceding, this case) cannot be the Head of the Church; because, for someone to be precisely the Head (metaphorically taken) of the Church, Faith is not necessarily required, as is evident in Christ, who was the Head of the Church and yet did not have faith. Behold the single argument of the heretical Master, teeming with so many falsities!</w:t>
+            </w:r>
+          </w:p>
+        </w:tc>
+      </w:tr>
+      <w:tr>
+        <w:tc>
+          <w:tcPr/>
+          <w:p>
+            <w:pPr>
+              <w:pStyle w:val="Compact"/>
+              <w:jc w:val="left"/>
+            </w:pPr>
+            <w:r>
+              <w:t xml:space="preserve">XLV. Ut igitur toti huic sanè difficili materiæ de successoribus D. Petri finem imponamus, concludimus hoc argumento. Quicunque propter gregem unum visibilem perpetuò conservandum ac gubernandum sapienter instituit unum Pastorem visibilem, etiam instituit Pastorem perpetuum. Atqui Christus Matth. 16. Luc. 12. Joan. 21. propter Ovile suum visibile usque ad consummationem sæculi conservandum ac gubernandum instituit Pastorem unum visibilem ordinarium. Ergo instituit iisdem verbis Christus Pastorem perpetuum. Sed non est perpetuus in persona Petri. Ergo in ejus Successoribus. Ergo, cum heterodoxi nullum alium omnibus retro annis potuerint ostendere, quàm Romanum Pontificem suo quovis tempore, iidem fateri coguntur, quod Christus sicuti universæ Ecclesiæ suæ hunc Innocentium XI. pro hoc præsenti: ita ex cæteris omnibus pro suo etiam quemlibet alio tempore Pontificem summum constituerit. Hoc, inquam, argumento concludimus, &amp; omnia, quæ hactenus dicta fuêre, confirmamus, quæ inconcussa stabant, donec Adversarii fundamentum istud evertant, id quod nullo unquam tempore fiet. Simili modo concludendi utitur S. Justinus Martyr, quem allegant, &amp; sequuntur DD. à Wallenburch Tom. 2. fol. 7.</w:t>
+            </w:r>
+          </w:p>
+        </w:tc>
+        <w:tc>
+          <w:tcPr/>
+          <w:p>
+            <w:pPr>
+              <w:pStyle w:val="Compact"/>
+            </w:pPr>
+          </w:p>
+        </w:tc>
+        <w:tc>
+          <w:tcPr/>
+          <w:p>
+            <w:pPr>
+              <w:pStyle w:val="Compact"/>
+              <w:jc w:val="left"/>
+            </w:pPr>
+            <w:r>
+              <w:t xml:space="preserve">XLV. That we may at last put an end to this truly difficult matter of the successors of St. Peter, we conclude with this argument. Whoever, for the sake of one visible flock to be perpetually preserved and governed, wisely institutes one visible Shepherd, also institutes a perpetual Shepherd. But Christ (Matth. 16; Luke 12; John 21), for the sake of His visible Sheepfold to be preserved and governed until the consummation of the age, instituted one ordinary visible Shepherd. Therefore in the same words Christ instituted a perpetual Shepherd. But he is not perpetual in the person of Peter. Therefore in his Successors. Therefore, since the heterodox have not been able, for all the years past, to point to any other than the Roman Pontiff at any given time, they are forced to confess that Christ, just as He has constituted for His universal Church this Innocent XI for the present time, so out of all the rest has also constituted, for his own time, whoever held the office at any other time as supreme Pontiff. With this argument, I say, we conclude, and we confirm everything that has been said thus far — which would stand unshaken until the Adversaries overturn this foundation, which will never at any time come to pass. A similar mode of concluding is used by St. Justin Martyr, whom the DD. à Wallenburch allege and follow, Tom. 2, fol. 7.</w:t>
             </w:r>
           </w:p>
         </w:tc>
